--- a/eng/docx/47.content.docx
+++ b/eng/docx/47.content.docx
@@ -19,7 +19,7 @@
         <w:rPr>
           <w:lang w:val="en_US" w:bidi="en_US"/>
         </w:rPr>
-        <w:t>Resource: Study Notes - Book Intros (Tyndale)</w:t>
+        <w:t>Resource: Tyndale Open Study Notes</w:t>
       </w:r>
       <w:r>
         <w:rPr>
@@ -112,7 +112,7 @@
         <w:rPr>
           <w:lang w:val="en_US" w:bidi="en_US"/>
         </w:rPr>
-        <w:t>Study Notes - Book Intros (Tyndale)</w:t>
+        <w:t>Tyndale Open Study Notes</w:t>
       </w:r>
     </w:p>
     <w:p>

--- a/eng/docx/47.content.docx
+++ b/eng/docx/47.content.docx
@@ -231,7 +231,35 @@
         <w:rPr>
           <w:lang w:val="en_US" w:bidi="en_US"/>
         </w:rPr>
-        <w:t>Second Corinthians shows Paul as a pastor. He passionately desires to win the Christians in Corinth back to himself, convinced that the Good News is above all a message of reconciliation. Paul faced criticism and accusations from fellow Christians who doubted him as a leader. Forced to defend himself, he opens his heart to this congregation to a degree not found in his other letters. Paul faced many dangers, including threats to his life, but being falsely accused by Christians he had won for Christ was one of his worst trials. Paul’s example, demonstrating how Christ loves his church, is a great source of encouragement and hope to Christian leaders and to their congregations.</w:t>
+        <w:t>Second Corinthians shows Paul as a pastor. He deeply wanted the Christians in Corinth to be close to him again. He believed that the good news (the gospel) is mainly a message of reconciliation, which means bringing broken relationships back together.</w:t>
+      </w:r>
+    </w:p>
+    <w:p>
+      <w:pPr/>
+      <w:r>
+        <w:rPr>
+          <w:lang w:val="en_US" w:bidi="en_US"/>
+        </w:rPr>
+      </w:r>
+      <w:r>
+        <w:rPr>
+          <w:lang w:val="en_US" w:bidi="en_US"/>
+        </w:rPr>
+        <w:t>Some Christians criticized Paul and accused him of being a weak leader. Because of this, Paul had to defend himself. In this letter, he speaks openly to the Corinthian church in a way that is different from his other letters.</w:t>
+      </w:r>
+    </w:p>
+    <w:p>
+      <w:pPr/>
+      <w:r>
+        <w:rPr>
+          <w:lang w:val="en_US" w:bidi="en_US"/>
+        </w:rPr>
+      </w:r>
+      <w:r>
+        <w:rPr>
+          <w:lang w:val="en_US" w:bidi="en_US"/>
+        </w:rPr>
+        <w:t>Paul faced many dangers, including threats to his life. But one of his hardest trials was being falsely accused by Christians whom he had helped lead to Christ. Paul’s example shows how Christ loves his church. It gives encouragement and hope to Christian leaders and their churches.</w:t>
       </w:r>
     </w:p>
     <w:p>
@@ -256,7 +284,7 @@
         <w:rPr>
           <w:lang w:val="en_US" w:bidi="en_US"/>
         </w:rPr>
-        <w:t xml:space="preserve">The apostle Paul first came to Corinth in the course of his second missionary journey (see </w:t>
+        <w:t xml:space="preserve">The apostle Paul first came to Corinth during his second missionary journey (see </w:t>
       </w:r>
       <w:hyperlink r:id="rId13">
         <w:r>
@@ -274,7 +302,21 @@
         <w:rPr>
           <w:lang w:val="en_US" w:bidi="en_US"/>
         </w:rPr>
-        <w:t xml:space="preserve">). The city was ancient even in Paul’s day. It had developed into a strong, well-populated economic and urban center from the 500s BC. Under Roman occupation and influence since Julius Caesar reestablished it in 44 BC, it became a city of fine buildings, shops, theaters, and houses. Its trade brought much wealth, and the city prospered. Artisans crafted bronze artifacts, pottery, and especially the terra cotta lamps that were well-known throughout the ancient world (see </w:t>
+        <w:t>). Corinth was already an old city in Paul’s day. By the 500s BC, it had become a large and important city. It was a center for trade, business, and city life.</w:t>
+      </w:r>
+    </w:p>
+    <w:p>
+      <w:pPr/>
+      <w:r>
+        <w:rPr>
+          <w:lang w:val="en_US" w:bidi="en_US"/>
+        </w:rPr>
+      </w:r>
+      <w:r>
+        <w:rPr>
+          <w:lang w:val="en_US" w:bidi="en_US"/>
+        </w:rPr>
+        <w:t xml:space="preserve">Rome controlled Corinth after Julius Caesar rebuilt the city in 44 BC. After that, Corinth became known for its fine buildings, shops, theaters, and houses. Trade made the city wealthy. Workers in Corinth made bronze objects, pottery, and clay lamps. These clay lamps were well known across the ancient world (see </w:t>
       </w:r>
       <w:hyperlink r:id="rId14">
         <w:r>
@@ -285,14 +327,14 @@
             <w:color w:val="0000EE"/>
             <w:u w:val="single"/>
           </w:rPr>
-          <w:t>2 Cor 4:7</w:t>
-        </w:r>
-      </w:hyperlink>
-      <w:r>
-        <w:rPr>
-          <w:lang w:val="en_US" w:bidi="en_US"/>
-        </w:rPr>
-        <w:t xml:space="preserve">). Agriculture was also key to Corinth’s prosperity (see </w:t>
+          <w:t>2 Corinthians 4:7</w:t>
+        </w:r>
+      </w:hyperlink>
+      <w:r>
+        <w:rPr>
+          <w:lang w:val="en_US" w:bidi="en_US"/>
+        </w:rPr>
+        <w:t xml:space="preserve">). Farming also helped Corinth become wealthy (see </w:t>
       </w:r>
       <w:hyperlink r:id="rId15">
         <w:r>
@@ -321,7 +363,7 @@
             <w:color w:val="0000EE"/>
             <w:u w:val="single"/>
           </w:rPr>
-          <w:t>1 Cor 3:6–9</w:t>
+          <w:t>1 Corinthians 3:6–9</w:t>
         </w:r>
       </w:hyperlink>
       <w:r>
@@ -364,7 +406,7 @@
         <w:rPr>
           <w:lang w:val="en_US" w:bidi="en_US"/>
         </w:rPr>
-        <w:t>). Beginning in 27 BC, Achaia (southern Greece) came under the control of the Roman senate because of Corinth’s economic importance and geographical advantage.</w:t>
+        <w:t>). Beginning in 27 BC, Achaia, the region of southern Greece, came under the control of the Roman senate. This happened because Corinth was important for trade and was in a useful location.</w:t>
       </w:r>
     </w:p>
     <w:p>
@@ -378,7 +420,21 @@
         <w:rPr>
           <w:lang w:val="en_US" w:bidi="en_US"/>
         </w:rPr>
-        <w:t xml:space="preserve">The religious life of Corinth is well attested in contemporary writings. The Greek goddess Aphrodite (whom the Romans called Venus)—the goddess of life, beauty, and passion—was a popular deity. Strabo speaks of her vast temple on a hill above the city as a center of prostitution, and the moral climate of Corinth was infamously degraded. Scholars are now cautious about this opinion, since the political rivalry between Corinth and nearby Athens might have motivated Strabo’s denigrating remarks about Corinth. However, we know that Paul wrote </w:t>
+        <w:t>Writers from Paul’s time tell us about religious life in Corinth. Many people there worshiped Aphrodite, the Greek goddess of life, beauty, and sexual desire. The Romans called her Venus. Strabo, an ancient Greek writer, said that Aphrodite had a large temple on a hill above the city. He also said the temple was connected with prostitution. Because of reports like this, many people have said that Corinth was known for serious sexual sin.</w:t>
+      </w:r>
+    </w:p>
+    <w:p>
+      <w:pPr/>
+      <w:r>
+        <w:rPr>
+          <w:lang w:val="en_US" w:bidi="en_US"/>
+        </w:rPr>
+      </w:r>
+      <w:r>
+        <w:rPr>
+          <w:lang w:val="en_US" w:bidi="en_US"/>
+        </w:rPr>
+        <w:t xml:space="preserve">Today, scholars are more careful about this claim. Strabo may have spoken badly about Corinth because Corinth and nearby Athens were political rivals. Still, we know that Paul was aware of serious moral problems in Corinth. We know Paul wrote </w:t>
       </w:r>
       <w:hyperlink r:id="rId19">
         <w:r>
@@ -389,14 +445,14 @@
             <w:color w:val="0000EE"/>
             <w:u w:val="single"/>
           </w:rPr>
-          <w:t>Rom 1:18–32</w:t>
-        </w:r>
-      </w:hyperlink>
-      <w:r>
-        <w:rPr>
-          <w:lang w:val="en_US" w:bidi="en_US"/>
-        </w:rPr>
-        <w:t xml:space="preserve"> while he was at Corinth (see </w:t>
+          <w:t>Romans 1:18–32</w:t>
+        </w:r>
+      </w:hyperlink>
+      <w:r>
+        <w:rPr>
+          <w:lang w:val="en_US" w:bidi="en_US"/>
+        </w:rPr>
+        <w:t xml:space="preserve"> while in Corinth (see </w:t>
       </w:r>
       <w:r>
         <w:rPr>
@@ -408,7 +464,7 @@
         <w:rPr>
           <w:lang w:val="en_US" w:bidi="en_US"/>
         </w:rPr>
-        <w:t xml:space="preserve">; cp. </w:t>
+        <w:t xml:space="preserve">; compare </w:t>
       </w:r>
       <w:hyperlink r:id="rId20">
         <w:r>
@@ -426,7 +482,7 @@
         <w:rPr>
           <w:lang w:val="en_US" w:bidi="en_US"/>
         </w:rPr>
-        <w:t xml:space="preserve">), and 2 Corinthians undeniably reflects his awareness of serious moral problems there (see </w:t>
+        <w:t xml:space="preserve">). His letters, especially 2 Corinthians, show that Paul knew about moral problems among the Christians there (see </w:t>
       </w:r>
       <w:hyperlink r:id="rId21">
         <w:r>
@@ -437,7 +493,7 @@
             <w:color w:val="0000EE"/>
             <w:u w:val="single"/>
           </w:rPr>
-          <w:t>2 Cor 6:14–17</w:t>
+          <w:t>2 Corinthians 6:14–17</w:t>
         </w:r>
       </w:hyperlink>
       <w:r>
@@ -476,7 +532,21 @@
         <w:rPr>
           <w:lang w:val="en_US" w:bidi="en_US"/>
         </w:rPr>
-        <w:t>Into this city Paul brought the message of Christ. By God’s grace and the ministry of his servant, a company of believers was established, and the nascent church grew. Paul’s converts, whom he regarded as his children (</w:t>
+        <w:t>Paul brought the message of Christ into this city. By God’s grace, and through Paul’s ministry, a group of believers was formed. This young church began to grow.</w:t>
+      </w:r>
+    </w:p>
+    <w:p>
+      <w:pPr/>
+      <w:r>
+        <w:rPr>
+          <w:lang w:val="en_US" w:bidi="en_US"/>
+        </w:rPr>
+      </w:r>
+      <w:r>
+        <w:rPr>
+          <w:lang w:val="en_US" w:bidi="en_US"/>
+        </w:rPr>
+        <w:t>Paul thought of the Christians in Corinth as his children (</w:t>
       </w:r>
       <w:hyperlink r:id="rId23">
         <w:r>
@@ -523,14 +593,28 @@
             <w:color w:val="0000EE"/>
             <w:u w:val="single"/>
           </w:rPr>
-          <w:t>1 Cor 4:15</w:t>
-        </w:r>
-      </w:hyperlink>
-      <w:r>
-        <w:rPr>
-          <w:lang w:val="en_US" w:bidi="en_US"/>
-        </w:rPr>
-        <w:t xml:space="preserve">), were a mixed lot, a cross-section of cosmopolitan society in this city that was famous for its pretensions to wisdom and rhetoric, its popular culture, its trade, its two harbors, and its love of life. At the climax of his list of trials in </w:t>
+          <w:t>1 Corinthians 4:15</w:t>
+        </w:r>
+      </w:hyperlink>
+      <w:r>
+        <w:rPr>
+          <w:lang w:val="en_US" w:bidi="en_US"/>
+        </w:rPr>
+        <w:t>). They came from many parts of Corinthian society. Corinth was a city known for its interest in wisdom, public speaking, popular culture, trade, its two harbors, and its love of life.</w:t>
+      </w:r>
+    </w:p>
+    <w:p>
+      <w:pPr/>
+      <w:r>
+        <w:rPr>
+          <w:lang w:val="en_US" w:bidi="en_US"/>
+        </w:rPr>
+      </w:r>
+      <w:r>
+        <w:rPr>
+          <w:lang w:val="en_US" w:bidi="en_US"/>
+        </w:rPr>
+        <w:t xml:space="preserve">In </w:t>
       </w:r>
       <w:hyperlink r:id="rId26">
         <w:r>
@@ -548,7 +632,19 @@
         <w:rPr>
           <w:lang w:val="en_US" w:bidi="en_US"/>
         </w:rPr>
-        <w:t>, Paul writes: “Then, besides all this, I have the daily burden of my concern for all the churches.” No congregation seemed to bring Paul more concern than the church at Corinth.</w:t>
+        <w:t>, Paul lists many trials he had faced. At the end of the list, he writes, “</w:t>
+      </w:r>
+      <w:r>
+        <w:rPr>
+          <w:lang w:val="en_US" w:bidi="en_US"/>
+        </w:rPr>
+        <w:t>I face daily the pressure of my concern for all the churches</w:t>
+      </w:r>
+      <w:r>
+        <w:rPr>
+          <w:lang w:val="en_US" w:bidi="en_US"/>
+        </w:rPr>
+        <w:t>.” No church seems to have caused Paul more concern than the church in Corinth.</w:t>
       </w:r>
     </w:p>
     <w:p>
@@ -573,7 +669,21 @@
         <w:rPr>
           <w:lang w:val="en_US" w:bidi="en_US"/>
         </w:rPr>
-        <w:t>This letter arises out of challenges to Paul’s apostolic authority and the infiltration of false teachers. So, in the first half of 2 Corinthians (</w:t>
+        <w:t>This letter responds to challenges against Paul’s authority as an apostle, a person sent by Christ. It also responds to false teachers who had entered the church.</w:t>
+      </w:r>
+    </w:p>
+    <w:p>
+      <w:pPr/>
+      <w:r>
+        <w:rPr>
+          <w:lang w:val="en_US" w:bidi="en_US"/>
+        </w:rPr>
+      </w:r>
+      <w:r>
+        <w:rPr>
+          <w:lang w:val="en_US" w:bidi="en_US"/>
+        </w:rPr>
+        <w:t>In the first half of 2 Corinthians (</w:t>
       </w:r>
       <w:hyperlink r:id="rId27">
         <w:r>
@@ -584,14 +694,14 @@
             <w:color w:val="0000EE"/>
             <w:u w:val="single"/>
           </w:rPr>
-          <w:t>chs 1–6</w:t>
-        </w:r>
-      </w:hyperlink>
-      <w:r>
-        <w:rPr>
-          <w:lang w:val="en_US" w:bidi="en_US"/>
-        </w:rPr>
-        <w:t>), Paul outlines his understanding of Christian service. Suffering for Christ’s sake is a necessary part of service (</w:t>
+          <w:t>chapters 1–6</w:t>
+        </w:r>
+      </w:hyperlink>
+      <w:r>
+        <w:rPr>
+          <w:lang w:val="en_US" w:bidi="en_US"/>
+        </w:rPr>
+        <w:t>), Paul explains Christian service. Suffering for Christ is a necessary part of this service (</w:t>
       </w:r>
       <w:hyperlink r:id="rId28">
         <w:r>
@@ -609,7 +719,7 @@
         <w:rPr>
           <w:lang w:val="en_US" w:bidi="en_US"/>
         </w:rPr>
-        <w:t>), though it is hard to endure when we are offended by fellow Christians (</w:t>
+        <w:t>). This suffering is hard to endure when other Christians hurt us (</w:t>
       </w:r>
       <w:hyperlink r:id="rId29">
         <w:r>
@@ -627,7 +737,21 @@
         <w:rPr>
           <w:lang w:val="en_US" w:bidi="en_US"/>
         </w:rPr>
-        <w:t>). The message of Good News gives life in the Spirit and God’s salvation, replacing the religion of the old covenant, though it has continuity with it (</w:t>
+        <w:t xml:space="preserve">). </w:t>
+      </w:r>
+    </w:p>
+    <w:p>
+      <w:pPr/>
+      <w:r>
+        <w:rPr>
+          <w:lang w:val="en_US" w:bidi="en_US"/>
+        </w:rPr>
+      </w:r>
+      <w:r>
+        <w:rPr>
+          <w:lang w:val="en_US" w:bidi="en_US"/>
+        </w:rPr>
+        <w:t>The good news about Jesus brings life through the Holy Spirit and gives God’s salvation. It replaces the old covenant, the earlier agreement God made with Israel. But it is also connected to that covenant (</w:t>
       </w:r>
       <w:hyperlink r:id="rId30">
         <w:r>
@@ -645,7 +769,7 @@
         <w:rPr>
           <w:lang w:val="en_US" w:bidi="en_US"/>
         </w:rPr>
-        <w:t>). The power of the message shows through the weakness of God’s servants (</w:t>
+        <w:t>). God’s message shows its power through the weakness of God’s servants (</w:t>
       </w:r>
       <w:hyperlink r:id="rId31">
         <w:r>
@@ -663,7 +787,7 @@
         <w:rPr>
           <w:lang w:val="en_US" w:bidi="en_US"/>
         </w:rPr>
-        <w:t>) and centers in the death of God’s Son, by which we are restored to God’s favor (</w:t>
+        <w:t>). This message centers on the death of God’s Son. Through his death, God brings us back into his favor (</w:t>
       </w:r>
       <w:hyperlink r:id="rId32">
         <w:r>
@@ -681,7 +805,7 @@
         <w:rPr>
           <w:lang w:val="en_US" w:bidi="en_US"/>
         </w:rPr>
-        <w:t>). Christian living is marked by devotion and dedication that distinguish believers from the evils of the world (</w:t>
+        <w:t>). Christian life is marked by devotion to God. This devotion sets believers apart from the evil ways of the world (</w:t>
       </w:r>
       <w:hyperlink r:id="rId33">
         <w:r>
@@ -724,14 +848,14 @@
             <w:color w:val="0000EE"/>
             <w:u w:val="single"/>
           </w:rPr>
-          <w:t>chs 7–13</w:t>
-        </w:r>
-      </w:hyperlink>
-      <w:r>
-        <w:rPr>
-          <w:lang w:val="en_US" w:bidi="en_US"/>
-        </w:rPr>
-        <w:t>), Paul explains how he came to write his letters to Corinth (</w:t>
+          <w:t>chapters 7–13</w:t>
+        </w:r>
+      </w:hyperlink>
+      <w:r>
+        <w:rPr>
+          <w:lang w:val="en_US" w:bidi="en_US"/>
+        </w:rPr>
+        <w:t xml:space="preserve">), Paul explains why he wrote his letters to Corinth (see </w:t>
       </w:r>
       <w:hyperlink r:id="rId35">
         <w:r>
@@ -749,7 +873,7 @@
         <w:rPr>
           <w:lang w:val="en_US" w:bidi="en_US"/>
         </w:rPr>
-        <w:t>), reveals principles of giving and stewardship in discussing the collection for the Jerusalem church (</w:t>
+        <w:t>). He also teaches about giving and stewardship, which means using God’s gifts in a faithful way. He does this while discussing the collection for the church in Jerusalem (</w:t>
       </w:r>
       <w:hyperlink r:id="rId36">
         <w:r>
@@ -767,7 +891,7 @@
         <w:rPr>
           <w:lang w:val="en_US" w:bidi="en_US"/>
         </w:rPr>
-        <w:t>), and makes a spirited defense of his apostolic work against those who denigrated his status because of his weaknesses (</w:t>
+        <w:t>). Then Paul strongly defends his work as an apostle. Some people spoke against him because they thought his weakness made him less important (</w:t>
       </w:r>
       <w:hyperlink r:id="rId37">
         <w:r>
@@ -778,7 +902,7 @@
             <w:color w:val="0000EE"/>
             <w:u w:val="single"/>
           </w:rPr>
-          <w:t>chs 10–13</w:t>
+          <w:t>chapters 10–13</w:t>
         </w:r>
       </w:hyperlink>
       <w:r>
@@ -810,7 +934,7 @@
         <w:rPr>
           <w:lang w:val="en_US" w:bidi="en_US"/>
         </w:rPr>
-        <w:t xml:space="preserve">No one has seriously challenged Paul’s authorship of 2 Corinthians. The sole exception is that </w:t>
+        <w:t xml:space="preserve">Most scholars agree that Paul wrote 2 Corinthians. There is one main exception. Some scholars think </w:t>
       </w:r>
       <w:hyperlink r:id="rId38">
         <w:r>
@@ -828,7 +952,35 @@
         <w:rPr>
           <w:lang w:val="en_US" w:bidi="en_US"/>
         </w:rPr>
-        <w:t xml:space="preserve"> is sometimes regarded as a non-Pauline insertion, perhaps from a sect, since it is similar in terminology to the Dead Sea Scrolls. More likely it is simply a digression, or perhaps it has been taken from another of Paul’s letters to Corinth and inserted here. Either way, the material in it was most likely written by Paul himself to deal with the moral and spiritual situation in the church at Corinth.</w:t>
+        <w:t xml:space="preserve"> may not have been written by Paul. They suggest that another person may have added it later. They say this because the words in this passage are similar to words found in the Dead Sea Scrolls, a group of ancient Jewish writings.</w:t>
+      </w:r>
+    </w:p>
+    <w:p>
+      <w:pPr/>
+      <w:r>
+        <w:rPr>
+          <w:lang w:val="en_US" w:bidi="en_US"/>
+        </w:rPr>
+      </w:r>
+      <w:r>
+        <w:rPr>
+          <w:lang w:val="en_US" w:bidi="en_US"/>
+        </w:rPr>
+        <w:t>It is more likely that Paul wrote this passage as a short side discussion. It may also have come from another letter Paul wrote to the Corinthian church and was placed here later.</w:t>
+      </w:r>
+    </w:p>
+    <w:p>
+      <w:pPr/>
+      <w:r>
+        <w:rPr>
+          <w:lang w:val="en_US" w:bidi="en_US"/>
+        </w:rPr>
+      </w:r>
+      <w:r>
+        <w:rPr>
+          <w:lang w:val="en_US" w:bidi="en_US"/>
+        </w:rPr>
+        <w:t>In either case, Paul himself most likely wrote this material. He wrote it to address the moral and spiritual problems in the church at Corinth.</w:t>
       </w:r>
     </w:p>
     <w:p>
@@ -853,7 +1005,7 @@
         <w:rPr>
           <w:lang w:val="en_US" w:bidi="en_US"/>
         </w:rPr>
-        <w:t xml:space="preserve">During his two- to three-year stay in Ephesus (AD 53~56), Paul wrote 1 Corinthians and sent it to the church in Corinth by the hand of Timothy (see </w:t>
+        <w:t xml:space="preserve">During his two- to three-year stay in Ephesus, from AD 53 to 56, Paul wrote 1 Corinthians. He sent it to the church in Corinth with Timothy (see </w:t>
       </w:r>
       <w:hyperlink r:id="rId39">
         <w:r>
@@ -864,7 +1016,7 @@
             <w:color w:val="0000EE"/>
             <w:u w:val="single"/>
           </w:rPr>
-          <w:t>1 Cor 16:10–11</w:t>
+          <w:t>1 Corinthians 16:10–11</w:t>
         </w:r>
       </w:hyperlink>
       <w:r>
@@ -883,7 +1035,21 @@
         <w:rPr>
           <w:lang w:val="en_US" w:bidi="en_US"/>
         </w:rPr>
-        <w:t xml:space="preserve">). Apparently 1 Corinthians was not well-received, and some of the Corinthians were now questioning Paul’s apostolic authority. This crisis was anticipated in </w:t>
+        <w:t xml:space="preserve">). </w:t>
+      </w:r>
+    </w:p>
+    <w:p>
+      <w:pPr/>
+      <w:r>
+        <w:rPr>
+          <w:lang w:val="en_US" w:bidi="en_US"/>
+        </w:rPr>
+      </w:r>
+      <w:r>
+        <w:rPr>
+          <w:lang w:val="en_US" w:bidi="en_US"/>
+        </w:rPr>
+        <w:t>It seems that the Corinthians did not receive 1 Corinthians well. Some of them began to question Paul’s authority as an apostle. Paul had already expected this problem (</w:t>
       </w:r>
       <w:hyperlink r:id="rId40">
         <w:r>
@@ -894,14 +1060,28 @@
             <w:color w:val="0000EE"/>
             <w:u w:val="single"/>
           </w:rPr>
-          <w:t>1 Cor 4:18–21</w:t>
-        </w:r>
-      </w:hyperlink>
-      <w:r>
-        <w:rPr>
-          <w:lang w:val="en_US" w:bidi="en_US"/>
-        </w:rPr>
-        <w:t>, but the challenge became more vocal and aggressive. So Paul made a personal visit from Ephesus (</w:t>
+          <w:t>1 Corinthians 4:18–21</w:t>
+        </w:r>
+      </w:hyperlink>
+      <w:r>
+        <w:rPr>
+          <w:lang w:val="en_US" w:bidi="en_US"/>
+        </w:rPr>
+        <w:t>). But the challenge became louder and more forceful.</w:t>
+      </w:r>
+    </w:p>
+    <w:p>
+      <w:pPr/>
+      <w:r>
+        <w:rPr>
+          <w:lang w:val="en_US" w:bidi="en_US"/>
+        </w:rPr>
+      </w:r>
+      <w:r>
+        <w:rPr>
+          <w:lang w:val="en_US" w:bidi="en_US"/>
+        </w:rPr>
+        <w:t>So Paul made a personal visit from Ephesus to Corinth (</w:t>
       </w:r>
       <w:hyperlink r:id="rId41">
         <w:r>
@@ -912,14 +1092,28 @@
             <w:color w:val="0000EE"/>
             <w:u w:val="single"/>
           </w:rPr>
-          <w:t>2 Cor 2:1</w:t>
-        </w:r>
-      </w:hyperlink>
-      <w:r>
-        <w:rPr>
-          <w:lang w:val="en_US" w:bidi="en_US"/>
-        </w:rPr>
-        <w:t>). This visit apparently failed to achieve its purpose, as Paul’s opponents apparently withstood him. Humiliated before the church and insulted by a prominent member, Paul returned to Ephesus in great distress. He then wrote a “severe letter” and sent it with Titus to Corinth (</w:t>
+          <w:t>2 Corinthians 2:1</w:t>
+        </w:r>
+      </w:hyperlink>
+      <w:r>
+        <w:rPr>
+          <w:lang w:val="en_US" w:bidi="en_US"/>
+        </w:rPr>
+        <w:t>). This visit seems to have failed. Paul’s opponents stood against him. A leading member of the church also insulted him in front of the congregation.</w:t>
+      </w:r>
+    </w:p>
+    <w:p>
+      <w:pPr/>
+      <w:r>
+        <w:rPr>
+          <w:lang w:val="en_US" w:bidi="en_US"/>
+        </w:rPr>
+      </w:r>
+      <w:r>
+        <w:rPr>
+          <w:lang w:val="en_US" w:bidi="en_US"/>
+        </w:rPr>
+        <w:t>Paul returned to Ephesus in deep distress. Then he wrote a that gave strong correction (sometimes called the “severe letter”). He sent it to Corinth with Titus (</w:t>
       </w:r>
       <w:hyperlink r:id="rId42">
         <w:r>
@@ -937,7 +1131,7 @@
         <w:rPr>
           <w:lang w:val="en_US" w:bidi="en_US"/>
         </w:rPr>
-        <w:t>). This severe letter, which has been lost, was successful in finally bringing the Corinthians to repentance (</w:t>
+        <w:t>). That letter has been lost but it helped bring the Corinthians to repentance (</w:t>
       </w:r>
       <w:hyperlink r:id="rId43">
         <w:r>
@@ -987,7 +1181,7 @@
         <w:rPr>
           <w:lang w:val="en_US" w:bidi="en_US"/>
         </w:rPr>
-        <w:t xml:space="preserve">; cp. </w:t>
+        <w:t xml:space="preserve">; see also </w:t>
       </w:r>
       <w:hyperlink r:id="rId45">
         <w:r>
@@ -1041,7 +1235,7 @@
         <w:rPr>
           <w:lang w:val="en_US" w:bidi="en_US"/>
         </w:rPr>
-        <w:t>) and traveled to Macedonia (</w:t>
+        <w:t>). He then traveled to Macedonia (</w:t>
       </w:r>
       <w:hyperlink r:id="rId48">
         <w:r>
@@ -1059,7 +1253,7 @@
         <w:rPr>
           <w:lang w:val="en_US" w:bidi="en_US"/>
         </w:rPr>
-        <w:t>). In Macedonia Paul found Titus, who had arrived from Corinth, and Titus gave Paul a very encouraging report about the situation there (</w:t>
+        <w:t>). In Macedonia, Paul met Titus, who had come from Corinth. Titus gave Paul a very encouraging report about the situation in the Corinthian church (</w:t>
       </w:r>
       <w:hyperlink r:id="rId49">
         <w:r>
@@ -1070,14 +1264,28 @@
             <w:color w:val="0000EE"/>
             <w:u w:val="single"/>
           </w:rPr>
-          <w:t>2 Cor 7:5–7</w:t>
-        </w:r>
-      </w:hyperlink>
-      <w:r>
-        <w:rPr>
-          <w:lang w:val="en_US" w:bidi="en_US"/>
-        </w:rPr>
-        <w:t>). In response to that report, Paul wrote 2 Corinthians (around AD 56) and sent it back to Corinth with Titus (</w:t>
+          <w:t>2 Corinthians 7:5–7</w:t>
+        </w:r>
+      </w:hyperlink>
+      <w:r>
+        <w:rPr>
+          <w:lang w:val="en_US" w:bidi="en_US"/>
+        </w:rPr>
+        <w:t xml:space="preserve">). </w:t>
+      </w:r>
+    </w:p>
+    <w:p>
+      <w:pPr/>
+      <w:r>
+        <w:rPr>
+          <w:lang w:val="en_US" w:bidi="en_US"/>
+        </w:rPr>
+      </w:r>
+      <w:r>
+        <w:rPr>
+          <w:lang w:val="en_US" w:bidi="en_US"/>
+        </w:rPr>
+        <w:t>In response to this report, Paul wrote 2 Corinthians around AD 56. He sent the letter back to Corinth with Titus (</w:t>
       </w:r>
       <w:hyperlink r:id="rId50">
         <w:r>
@@ -1113,7 +1321,7 @@
         <w:rPr>
           <w:lang w:val="en_US" w:bidi="en_US"/>
         </w:rPr>
-        <w:t xml:space="preserve">). Paul then traveled on to Corinth himself, where he spent three months (see </w:t>
+        <w:t xml:space="preserve">). Paul later traveled to Corinth himself. He stayed there for three months (see </w:t>
       </w:r>
       <w:hyperlink r:id="rId52">
         <w:r>
@@ -1156,8 +1364,25 @@
         <w:rPr>
           <w:lang w:val="en_US" w:bidi="en_US"/>
         </w:rPr>
-        <w:t>Although there is no question that Paul himself wrote 2 Corinthians, there are questions about whether it was all written and sent as one letter.</w:t>
-      </w:r>
+        <w:t>Paul certainly wrote 2 Corinthians. However, some scholars ask whether the whole book was first written and sent as one letter.</w:t>
+      </w:r>
+    </w:p>
+    <w:p>
+      <w:pPr>
+        <w:pStyle w:val="Heading3"/>
+      </w:pPr>
+      <w:hyperlink r:id="rId38">
+        <w:r>
+          <w:rPr>
+            <w:lang w:val="en_US" w:bidi="en_US"/>
+          </w:rPr>
+          <w:rPr>
+            <w:color w:val="0000EE"/>
+            <w:u w:val="single"/>
+          </w:rPr>
+          <w:t>Second Corinthians 6:14–7:1</w:t>
+        </w:r>
+      </w:hyperlink>
     </w:p>
     <w:p>
       <w:pPr/>
@@ -1166,6 +1391,44 @@
           <w:lang w:val="en_US" w:bidi="en_US"/>
         </w:rPr>
       </w:r>
+      <w:r>
+        <w:rPr>
+          <w:lang w:val="en_US" w:bidi="en_US"/>
+        </w:rPr>
+        <w:t xml:space="preserve">In </w:t>
+      </w:r>
+      <w:hyperlink r:id="rId53">
+        <w:r>
+          <w:rPr>
+            <w:lang w:val="en_US" w:bidi="en_US"/>
+          </w:rPr>
+          <w:rPr>
+            <w:color w:val="0000EE"/>
+            <w:u w:val="single"/>
+          </w:rPr>
+          <w:t>1 Corinthians 5:9</w:t>
+        </w:r>
+      </w:hyperlink>
+      <w:r>
+        <w:rPr>
+          <w:lang w:val="en_US" w:bidi="en_US"/>
+        </w:rPr>
+        <w:t>, Paul mentions an earlier letter that he had sent to Corinth. In that letter, he wrote about whether Christians should spend time with sexually immoral people. That earlier letter has been lost.</w:t>
+      </w:r>
+    </w:p>
+    <w:p>
+      <w:pPr/>
+      <w:r>
+        <w:rPr>
+          <w:lang w:val="en_US" w:bidi="en_US"/>
+        </w:rPr>
+      </w:r>
+      <w:r>
+        <w:rPr>
+          <w:lang w:val="en_US" w:bidi="en_US"/>
+        </w:rPr>
+        <w:t xml:space="preserve">Some scholars think part of that earlier letter may be found in </w:t>
+      </w:r>
       <w:hyperlink r:id="rId38">
         <w:r>
           <w:rPr>
@@ -1175,32 +1438,14 @@
             <w:color w:val="0000EE"/>
             <w:u w:val="single"/>
           </w:rPr>
-          <w:t>2 Cor 6:14–7:1</w:t>
-        </w:r>
-      </w:hyperlink>
-      <w:r>
-        <w:rPr>
-          <w:lang w:val="en_US" w:bidi="en_US"/>
-        </w:rPr>
-        <w:t xml:space="preserve">. In </w:t>
-      </w:r>
-      <w:hyperlink r:id="rId53">
-        <w:r>
-          <w:rPr>
-            <w:lang w:val="en_US" w:bidi="en_US"/>
-          </w:rPr>
-          <w:rPr>
-            <w:color w:val="0000EE"/>
-            <w:u w:val="single"/>
-          </w:rPr>
-          <w:t>1 Corinthians 5:9</w:t>
-        </w:r>
-      </w:hyperlink>
-      <w:r>
-        <w:rPr>
-          <w:lang w:val="en_US" w:bidi="en_US"/>
-        </w:rPr>
-        <w:t xml:space="preserve">, Paul mentions a letter that he had previously sent to Corinth dealing with the issue of associating with immoral people. Although this letter has been lost, some scholars believe that at least part of it is preserved as </w:t>
+          <w:t>2 Corinthians 6:14–7:1</w:t>
+        </w:r>
+      </w:hyperlink>
+      <w:r>
+        <w:rPr>
+          <w:lang w:val="en_US" w:bidi="en_US"/>
+        </w:rPr>
+        <w:t xml:space="preserve">. This passage speaks about the same subject. This view may explain why </w:t>
       </w:r>
       <w:hyperlink r:id="rId38">
         <w:r>
@@ -1211,14 +1456,50 @@
             <w:color w:val="0000EE"/>
             <w:u w:val="single"/>
           </w:rPr>
-          <w:t>2 Corinthians 6:14–7:1</w:t>
-        </w:r>
-      </w:hyperlink>
-      <w:r>
-        <w:rPr>
-          <w:lang w:val="en_US" w:bidi="en_US"/>
-        </w:rPr>
-        <w:t xml:space="preserve">, which addresses the same subject. If </w:t>
+          <w:t>6:14–7:1</w:t>
+        </w:r>
+      </w:hyperlink>
+      <w:r>
+        <w:rPr>
+          <w:lang w:val="en_US" w:bidi="en_US"/>
+        </w:rPr>
+        <w:t xml:space="preserve"> seems to interrupt the discussion. Without this section, the thought would move smoothly from </w:t>
+      </w:r>
+      <w:hyperlink r:id="rId23">
+        <w:r>
+          <w:rPr>
+            <w:lang w:val="en_US" w:bidi="en_US"/>
+          </w:rPr>
+          <w:rPr>
+            <w:color w:val="0000EE"/>
+            <w:u w:val="single"/>
+          </w:rPr>
+          <w:t>6:13</w:t>
+        </w:r>
+      </w:hyperlink>
+      <w:r>
+        <w:rPr>
+          <w:lang w:val="en_US" w:bidi="en_US"/>
+        </w:rPr>
+        <w:t xml:space="preserve"> to </w:t>
+      </w:r>
+      <w:hyperlink r:id="rId54">
+        <w:r>
+          <w:rPr>
+            <w:lang w:val="en_US" w:bidi="en_US"/>
+          </w:rPr>
+          <w:rPr>
+            <w:color w:val="0000EE"/>
+            <w:u w:val="single"/>
+          </w:rPr>
+          <w:t>7:2</w:t>
+        </w:r>
+      </w:hyperlink>
+      <w:r>
+        <w:rPr>
+          <w:lang w:val="en_US" w:bidi="en_US"/>
+        </w:rPr>
+        <w:t xml:space="preserve">. However, Paul often moved away from his main point for a short time when he wrote his letters. So </w:t>
       </w:r>
       <w:hyperlink r:id="rId38">
         <w:r>
@@ -1236,43 +1517,672 @@
         <w:rPr>
           <w:lang w:val="en_US" w:bidi="en_US"/>
         </w:rPr>
-        <w:t xml:space="preserve"> is a fragment of that previous letter, it might explain why this section seems to be inserted in the discussion, which would otherwise flow naturally from </w:t>
-      </w:r>
-      <w:hyperlink r:id="rId23">
-        <w:r>
-          <w:rPr>
-            <w:lang w:val="en_US" w:bidi="en_US"/>
-          </w:rPr>
-          <w:rPr>
-            <w:color w:val="0000EE"/>
-            <w:u w:val="single"/>
-          </w:rPr>
-          <w:t>6:13</w:t>
-        </w:r>
-      </w:hyperlink>
-      <w:r>
-        <w:rPr>
-          <w:lang w:val="en_US" w:bidi="en_US"/>
-        </w:rPr>
-        <w:t xml:space="preserve"> directly to </w:t>
-      </w:r>
-      <w:hyperlink r:id="rId54">
-        <w:r>
-          <w:rPr>
-            <w:lang w:val="en_US" w:bidi="en_US"/>
-          </w:rPr>
-          <w:rPr>
-            <w:color w:val="0000EE"/>
-            <w:u w:val="single"/>
-          </w:rPr>
-          <w:t>7:2</w:t>
-        </w:r>
-      </w:hyperlink>
-      <w:r>
-        <w:rPr>
-          <w:lang w:val="en_US" w:bidi="en_US"/>
-        </w:rPr>
-        <w:t xml:space="preserve">. On the other hand, Paul often digressed while writing his letters, so it is also possible that </w:t>
+        <w:t xml:space="preserve"> may simply be a short side discussion.</w:t>
+      </w:r>
+    </w:p>
+    <w:p>
+      <w:pPr>
+        <w:pStyle w:val="Heading3"/>
+      </w:pPr>
+      <w:hyperlink r:id="rId37">
+        <w:r>
+          <w:rPr>
+            <w:lang w:val="en_US" w:bidi="en_US"/>
+          </w:rPr>
+          <w:rPr>
+            <w:color w:val="0000EE"/>
+            <w:u w:val="single"/>
+          </w:rPr>
+          <w:t>Second Corinthians 10:1–13:14</w:t>
+        </w:r>
+      </w:hyperlink>
+    </w:p>
+    <w:p>
+      <w:pPr/>
+      <w:r>
+        <w:rPr>
+          <w:lang w:val="en_US" w:bidi="en_US"/>
+        </w:rPr>
+      </w:r>
+      <w:r>
+        <w:rPr>
+          <w:lang w:val="en_US" w:bidi="en_US"/>
+        </w:rPr>
+        <w:t xml:space="preserve">The last four chapters of 2 Corinthians are difficult to explain. Their tone is angry and sharp. Some scholars think these chapters may be part of Paul’s “severe letter” (see </w:t>
+      </w:r>
+      <w:hyperlink r:id="rId55">
+        <w:r>
+          <w:rPr>
+            <w:lang w:val="en_US" w:bidi="en_US"/>
+          </w:rPr>
+          <w:rPr>
+            <w:color w:val="0000EE"/>
+            <w:u w:val="single"/>
+          </w:rPr>
+          <w:t>7:8</w:t>
+        </w:r>
+      </w:hyperlink>
+      <w:r>
+        <w:rPr>
+          <w:lang w:val="en_US" w:bidi="en_US"/>
+        </w:rPr>
+        <w:t>). But this is not likely. The Corinthians responded to Paul’s severe letter with repentance (</w:t>
+      </w:r>
+      <w:hyperlink r:id="rId56">
+        <w:r>
+          <w:rPr>
+            <w:lang w:val="en_US" w:bidi="en_US"/>
+          </w:rPr>
+          <w:rPr>
+            <w:color w:val="0000EE"/>
+            <w:u w:val="single"/>
+          </w:rPr>
+          <w:t>7:9</w:t>
+        </w:r>
+      </w:hyperlink>
+      <w:r>
+        <w:rPr>
+          <w:lang w:val="en_US" w:bidi="en_US"/>
+        </w:rPr>
+        <w:t xml:space="preserve">). It makes more sense to see </w:t>
+      </w:r>
+      <w:hyperlink r:id="rId37">
+        <w:r>
+          <w:rPr>
+            <w:lang w:val="en_US" w:bidi="en_US"/>
+          </w:rPr>
+          <w:rPr>
+            <w:color w:val="0000EE"/>
+            <w:u w:val="single"/>
+          </w:rPr>
+          <w:t>chapters 10–13</w:t>
+        </w:r>
+      </w:hyperlink>
+      <w:r>
+        <w:rPr>
+          <w:lang w:val="en_US" w:bidi="en_US"/>
+        </w:rPr>
+        <w:t xml:space="preserve"> as written later than </w:t>
+      </w:r>
+      <w:hyperlink r:id="rId57">
+        <w:r>
+          <w:rPr>
+            <w:lang w:val="en_US" w:bidi="en_US"/>
+          </w:rPr>
+          <w:rPr>
+            <w:color w:val="0000EE"/>
+            <w:u w:val="single"/>
+          </w:rPr>
+          <w:t>chapters 1–9</w:t>
+        </w:r>
+      </w:hyperlink>
+      <w:r>
+        <w:rPr>
+          <w:lang w:val="en_US" w:bidi="en_US"/>
+        </w:rPr>
+        <w:t xml:space="preserve">. Paul may have written them in response to a new problem. False teachers had come to Corinth (compare </w:t>
+      </w:r>
+      <w:hyperlink r:id="rId58">
+        <w:r>
+          <w:rPr>
+            <w:lang w:val="en_US" w:bidi="en_US"/>
+          </w:rPr>
+          <w:rPr>
+            <w:color w:val="0000EE"/>
+            <w:u w:val="single"/>
+          </w:rPr>
+          <w:t>11:4</w:t>
+        </w:r>
+      </w:hyperlink>
+      <w:r>
+        <w:rPr>
+          <w:lang w:val="en_US" w:bidi="en_US"/>
+        </w:rPr>
+        <w:t xml:space="preserve">, </w:t>
+      </w:r>
+      <w:hyperlink r:id="rId59">
+        <w:r>
+          <w:rPr>
+            <w:lang w:val="en_US" w:bidi="en_US"/>
+          </w:rPr>
+          <w:rPr>
+            <w:color w:val="0000EE"/>
+            <w:u w:val="single"/>
+          </w:rPr>
+          <w:t>12–15</w:t>
+        </w:r>
+      </w:hyperlink>
+      <w:r>
+        <w:rPr>
+          <w:lang w:val="en_US" w:bidi="en_US"/>
+        </w:rPr>
+        <w:t xml:space="preserve">). </w:t>
+      </w:r>
+    </w:p>
+    <w:p>
+      <w:pPr/>
+      <w:r>
+        <w:rPr>
+          <w:lang w:val="en_US" w:bidi="en_US"/>
+        </w:rPr>
+      </w:r>
+      <w:r>
+        <w:rPr>
+          <w:lang w:val="en_US" w:bidi="en_US"/>
+        </w:rPr>
+        <w:t xml:space="preserve">The Corinthians warmly welcomed these teachers. The teachers soon reopened old hurts. These “super-apostles” suggested that Paul was not a true apostle nor even a Christian at all (see </w:t>
+      </w:r>
+      <w:hyperlink r:id="rId60">
+        <w:r>
+          <w:rPr>
+            <w:lang w:val="en_US" w:bidi="en_US"/>
+          </w:rPr>
+          <w:rPr>
+            <w:color w:val="0000EE"/>
+            <w:u w:val="single"/>
+          </w:rPr>
+          <w:t>10:7</w:t>
+        </w:r>
+      </w:hyperlink>
+      <w:r>
+        <w:rPr>
+          <w:lang w:val="en_US" w:bidi="en_US"/>
+        </w:rPr>
+        <w:t xml:space="preserve">, </w:t>
+      </w:r>
+      <w:hyperlink r:id="rId61">
+        <w:r>
+          <w:rPr>
+            <w:lang w:val="en_US" w:bidi="en_US"/>
+          </w:rPr>
+          <w:rPr>
+            <w:color w:val="0000EE"/>
+            <w:u w:val="single"/>
+          </w:rPr>
+          <w:t>10</w:t>
+        </w:r>
+      </w:hyperlink>
+      <w:r>
+        <w:rPr>
+          <w:lang w:val="en_US" w:bidi="en_US"/>
+        </w:rPr>
+        <w:t xml:space="preserve">; </w:t>
+      </w:r>
+      <w:hyperlink r:id="rId62">
+        <w:r>
+          <w:rPr>
+            <w:lang w:val="en_US" w:bidi="en_US"/>
+          </w:rPr>
+          <w:rPr>
+            <w:color w:val="0000EE"/>
+            <w:u w:val="single"/>
+          </w:rPr>
+          <w:t>11:5</w:t>
+        </w:r>
+      </w:hyperlink>
+      <w:r>
+        <w:rPr>
+          <w:lang w:val="en_US" w:bidi="en_US"/>
+        </w:rPr>
+        <w:t xml:space="preserve">; </w:t>
+      </w:r>
+      <w:hyperlink r:id="rId63">
+        <w:r>
+          <w:rPr>
+            <w:lang w:val="en_US" w:bidi="en_US"/>
+          </w:rPr>
+          <w:rPr>
+            <w:color w:val="0000EE"/>
+            <w:u w:val="single"/>
+          </w:rPr>
+          <w:t>12:11</w:t>
+        </w:r>
+      </w:hyperlink>
+      <w:r>
+        <w:rPr>
+          <w:lang w:val="en_US" w:bidi="en_US"/>
+        </w:rPr>
+        <w:t xml:space="preserve">). </w:t>
+      </w:r>
+    </w:p>
+    <w:p>
+      <w:pPr/>
+      <w:r>
+        <w:rPr>
+          <w:lang w:val="en_US" w:bidi="en_US"/>
+        </w:rPr>
+      </w:r>
+      <w:r>
+        <w:rPr>
+          <w:lang w:val="en_US" w:bidi="en_US"/>
+        </w:rPr>
+        <w:t xml:space="preserve">When Paul saw the danger, he wrote a strong letter. He used irony, sharp criticism, and self-defense. At the center of </w:t>
+      </w:r>
+      <w:hyperlink r:id="rId37">
+        <w:r>
+          <w:rPr>
+            <w:lang w:val="en_US" w:bidi="en_US"/>
+          </w:rPr>
+          <w:rPr>
+            <w:color w:val="0000EE"/>
+            <w:u w:val="single"/>
+          </w:rPr>
+          <w:t>chapters 10–13</w:t>
+        </w:r>
+      </w:hyperlink>
+      <w:r>
+        <w:rPr>
+          <w:lang w:val="en_US" w:bidi="en_US"/>
+        </w:rPr>
+        <w:t xml:space="preserve"> is Paul’s “Fool’s Speech” (</w:t>
+      </w:r>
+      <w:hyperlink r:id="rId64">
+        <w:r>
+          <w:rPr>
+            <w:lang w:val="en_US" w:bidi="en_US"/>
+          </w:rPr>
+          <w:rPr>
+            <w:color w:val="0000EE"/>
+            <w:u w:val="single"/>
+          </w:rPr>
+          <w:t>11:16–12:10</w:t>
+        </w:r>
+      </w:hyperlink>
+      <w:r>
+        <w:rPr>
+          <w:lang w:val="en_US" w:bidi="en_US"/>
+        </w:rPr>
+        <w:t>). In this speech, Paul speaks as if he were boasting because he feels forced to do so (</w:t>
+      </w:r>
+      <w:hyperlink r:id="rId65">
+        <w:r>
+          <w:rPr>
+            <w:lang w:val="en_US" w:bidi="en_US"/>
+          </w:rPr>
+          <w:rPr>
+            <w:color w:val="0000EE"/>
+            <w:u w:val="single"/>
+          </w:rPr>
+          <w:t>11:1</w:t>
+        </w:r>
+      </w:hyperlink>
+      <w:r>
+        <w:rPr>
+          <w:lang w:val="en_US" w:bidi="en_US"/>
+        </w:rPr>
+        <w:t xml:space="preserve">, </w:t>
+      </w:r>
+      <w:hyperlink r:id="rId66">
+        <w:r>
+          <w:rPr>
+            <w:lang w:val="en_US" w:bidi="en_US"/>
+          </w:rPr>
+          <w:rPr>
+            <w:color w:val="0000EE"/>
+            <w:u w:val="single"/>
+          </w:rPr>
+          <w:t>16–17</w:t>
+        </w:r>
+      </w:hyperlink>
+      <w:r>
+        <w:rPr>
+          <w:lang w:val="en_US" w:bidi="en_US"/>
+        </w:rPr>
+        <w:t>).</w:t>
+      </w:r>
+    </w:p>
+    <w:p>
+      <w:pPr/>
+      <w:r>
+        <w:rPr>
+          <w:lang w:val="en_US" w:bidi="en_US"/>
+        </w:rPr>
+      </w:r>
+      <w:r>
+        <w:rPr>
+          <w:lang w:val="en_US" w:bidi="en_US"/>
+        </w:rPr>
+        <w:t xml:space="preserve">We do not know whether the words in </w:t>
+      </w:r>
+      <w:hyperlink r:id="rId37">
+        <w:r>
+          <w:rPr>
+            <w:lang w:val="en_US" w:bidi="en_US"/>
+          </w:rPr>
+          <w:rPr>
+            <w:color w:val="0000EE"/>
+            <w:u w:val="single"/>
+          </w:rPr>
+          <w:t>chapters 10–13</w:t>
+        </w:r>
+      </w:hyperlink>
+      <w:r>
+        <w:rPr>
+          <w:lang w:val="en_US" w:bidi="en_US"/>
+        </w:rPr>
+        <w:t xml:space="preserve"> stopped these threats. We also do not know whether they defended Paul’s authority as an apostle again in Corinth.</w:t>
+      </w:r>
+    </w:p>
+    <w:p>
+      <w:pPr/>
+      <w:r>
+        <w:rPr>
+          <w:lang w:val="en_US" w:bidi="en_US"/>
+        </w:rPr>
+      </w:r>
+      <w:r>
+        <w:rPr>
+          <w:lang w:val="en_US" w:bidi="en_US"/>
+        </w:rPr>
+        <w:t>After this letter, Paul visited Greece. Corinth was probably part of this trip (</w:t>
+      </w:r>
+      <w:hyperlink r:id="rId67">
+        <w:r>
+          <w:rPr>
+            <w:lang w:val="en_US" w:bidi="en_US"/>
+          </w:rPr>
+          <w:rPr>
+            <w:color w:val="0000EE"/>
+            <w:u w:val="single"/>
+          </w:rPr>
+          <w:t>Acts 20:2</w:t>
+        </w:r>
+      </w:hyperlink>
+      <w:r>
+        <w:rPr>
+          <w:lang w:val="en_US" w:bidi="en_US"/>
+        </w:rPr>
+        <w:t>). Later, he sailed to Jerusalem with the money that the churches had given, including the church in Corinth.</w:t>
+      </w:r>
+    </w:p>
+    <w:p>
+      <w:pPr/>
+      <w:r>
+        <w:rPr>
+          <w:lang w:val="en_US" w:bidi="en_US"/>
+        </w:rPr>
+      </w:r>
+      <w:r>
+        <w:rPr>
+          <w:lang w:val="en_US" w:bidi="en_US"/>
+        </w:rPr>
+        <w:t xml:space="preserve">So Paul’s last letter to Corinth may have been the most effective one. The Corinthians may finally have accepted him again. About 40 years after Paul’s letters to Corinth, a letter called </w:t>
+      </w:r>
+      <w:r>
+        <w:rPr>
+          <w:i/>
+          <w:lang w:val="en_US" w:bidi="en_US"/>
+        </w:rPr>
+        <w:t>1 Clement</w:t>
+      </w:r>
+      <w:r>
+        <w:rPr>
+          <w:lang w:val="en_US" w:bidi="en_US"/>
+        </w:rPr>
+        <w:t xml:space="preserve"> spoke warmly about Paul’s ministry. A church leader in Rome wrote this letter to the Corinthians.</w:t>
+      </w:r>
+    </w:p>
+    <w:p>
+      <w:pPr>
+        <w:pStyle w:val="Heading2"/>
+      </w:pPr>
+      <w:r>
+        <w:rPr>
+          <w:lang w:val="en_US" w:bidi="en_US"/>
+        </w:rPr>
+        <w:t>Meaning and Message</w:t>
+      </w:r>
+    </w:p>
+    <w:p>
+      <w:pPr/>
+      <w:r>
+        <w:rPr>
+          <w:lang w:val="en_US" w:bidi="en_US"/>
+        </w:rPr>
+      </w:r>
+      <w:r>
+        <w:rPr>
+          <w:lang w:val="en_US" w:bidi="en_US"/>
+        </w:rPr>
+        <w:t>Second Corinthians is a very personal letter. It helps people see Paul’s inner life: his thoughts, feelings, and deep concerns. For this reason, many people have called it Paul’s most personal letter.</w:t>
+      </w:r>
+    </w:p>
+    <w:p>
+      <w:pPr>
+        <w:pStyle w:val="Heading3"/>
+      </w:pPr>
+      <w:r>
+        <w:rPr>
+          <w:lang w:val="en_US" w:bidi="en_US"/>
+        </w:rPr>
+        <w:t>The Work of an Apostle</w:t>
+      </w:r>
+    </w:p>
+    <w:p>
+      <w:pPr/>
+      <w:r>
+        <w:rPr>
+          <w:lang w:val="en_US" w:bidi="en_US"/>
+        </w:rPr>
+      </w:r>
+      <w:r>
+        <w:rPr>
+          <w:lang w:val="en_US" w:bidi="en_US"/>
+        </w:rPr>
+        <w:t>The first half of the letter explains the responsibilities and privileges of an apostle (</w:t>
+      </w:r>
+      <w:hyperlink r:id="rId68">
+        <w:r>
+          <w:rPr>
+            <w:lang w:val="en_US" w:bidi="en_US"/>
+          </w:rPr>
+          <w:rPr>
+            <w:color w:val="0000EE"/>
+            <w:u w:val="single"/>
+          </w:rPr>
+          <w:t>2 Corinthians 1:1–7:16</w:t>
+        </w:r>
+      </w:hyperlink>
+      <w:r>
+        <w:rPr>
+          <w:lang w:val="en_US" w:bidi="en_US"/>
+        </w:rPr>
+        <w:t>). The message of the gospel is new (</w:t>
+      </w:r>
+      <w:hyperlink r:id="rId30">
+        <w:r>
+          <w:rPr>
+            <w:lang w:val="en_US" w:bidi="en_US"/>
+          </w:rPr>
+          <w:rPr>
+            <w:color w:val="0000EE"/>
+            <w:u w:val="single"/>
+          </w:rPr>
+          <w:t>3:1–18</w:t>
+        </w:r>
+      </w:hyperlink>
+      <w:r>
+        <w:rPr>
+          <w:lang w:val="en_US" w:bidi="en_US"/>
+        </w:rPr>
+        <w:t>). Those who proclaim it must show its truth by the way they live. The gospel also brings reconciliation, bringing broken relationships back together (</w:t>
+      </w:r>
+      <w:hyperlink r:id="rId32">
+        <w:r>
+          <w:rPr>
+            <w:lang w:val="en_US" w:bidi="en_US"/>
+          </w:rPr>
+          <w:rPr>
+            <w:color w:val="0000EE"/>
+            <w:u w:val="single"/>
+          </w:rPr>
+          <w:t>5:1–21</w:t>
+        </w:r>
+      </w:hyperlink>
+      <w:r>
+        <w:rPr>
+          <w:lang w:val="en_US" w:bidi="en_US"/>
+        </w:rPr>
+        <w:t>).</w:t>
+      </w:r>
+    </w:p>
+    <w:p>
+      <w:pPr>
+        <w:pStyle w:val="Heading3"/>
+      </w:pPr>
+      <w:r>
+        <w:rPr>
+          <w:b/>
+          <w:lang w:val="en_US" w:bidi="en_US"/>
+        </w:rPr>
+        <w:t>The Central Message of the Gospel</w:t>
+      </w:r>
+    </w:p>
+    <w:p>
+      <w:pPr/>
+      <w:r>
+        <w:rPr>
+          <w:lang w:val="en_US" w:bidi="en_US"/>
+        </w:rPr>
+      </w:r>
+      <w:hyperlink r:id="rId32">
+        <w:r>
+          <w:rPr>
+            <w:lang w:val="en_US" w:bidi="en_US"/>
+          </w:rPr>
+          <w:rPr>
+            <w:color w:val="0000EE"/>
+            <w:u w:val="single"/>
+          </w:rPr>
+          <w:t>Chapter 5</w:t>
+        </w:r>
+      </w:hyperlink>
+      <w:r>
+        <w:rPr>
+          <w:lang w:val="en_US" w:bidi="en_US"/>
+        </w:rPr>
+        <w:t xml:space="preserve"> contains one of the most complete accounts of Paul's main message (</w:t>
+      </w:r>
+      <w:hyperlink r:id="rId69">
+        <w:r>
+          <w:rPr>
+            <w:lang w:val="en_US" w:bidi="en_US"/>
+          </w:rPr>
+          <w:rPr>
+            <w:color w:val="0000EE"/>
+            <w:u w:val="single"/>
+          </w:rPr>
+          <w:t>5:18–21</w:t>
+        </w:r>
+      </w:hyperlink>
+      <w:r>
+        <w:rPr>
+          <w:lang w:val="en_US" w:bidi="en_US"/>
+        </w:rPr>
+        <w:t>). Paul had already told the Corinthians that he preached Christ crucified (</w:t>
+      </w:r>
+      <w:hyperlink r:id="rId70">
+        <w:r>
+          <w:rPr>
+            <w:lang w:val="en_US" w:bidi="en_US"/>
+          </w:rPr>
+          <w:rPr>
+            <w:color w:val="0000EE"/>
+            <w:u w:val="single"/>
+          </w:rPr>
+          <w:t>1 Corinthians 1:18–2:2</w:t>
+        </w:r>
+      </w:hyperlink>
+      <w:r>
+        <w:rPr>
+          <w:lang w:val="en_US" w:bidi="en_US"/>
+        </w:rPr>
+        <w:t>). Now he explains how this message applies to their situation.</w:t>
+      </w:r>
+    </w:p>
+    <w:p>
+      <w:pPr/>
+      <w:r>
+        <w:rPr>
+          <w:lang w:val="en_US" w:bidi="en_US"/>
+        </w:rPr>
+      </w:r>
+      <w:r>
+        <w:rPr>
+          <w:lang w:val="en_US" w:bidi="en_US"/>
+        </w:rPr>
+        <w:t>Because of sin, people are not at peace with God. So God acted to meet human need. In Christ, God dealt with sin and separation from God. Christ became human and took our sin on himself at the cross.</w:t>
+      </w:r>
+    </w:p>
+    <w:p>
+      <w:pPr/>
+      <w:r>
+        <w:rPr>
+          <w:lang w:val="en_US" w:bidi="en_US"/>
+        </w:rPr>
+      </w:r>
+      <w:r>
+        <w:rPr>
+          <w:lang w:val="en_US" w:bidi="en_US"/>
+        </w:rPr>
+        <w:t>Through Christ, God brings us back into a relationship of peace and acceptance with him. Paul urges people to be reconciled to God, which means to be brought back into a right relationship with him (</w:t>
+      </w:r>
+      <w:hyperlink r:id="rId71">
+        <w:r>
+          <w:rPr>
+            <w:lang w:val="en_US" w:bidi="en_US"/>
+          </w:rPr>
+          <w:rPr>
+            <w:color w:val="0000EE"/>
+            <w:u w:val="single"/>
+          </w:rPr>
+          <w:t>2 Corinthians 5:20</w:t>
+        </w:r>
+      </w:hyperlink>
+      <w:r>
+        <w:rPr>
+          <w:lang w:val="en_US" w:bidi="en_US"/>
+        </w:rPr>
+        <w:t xml:space="preserve">). </w:t>
+      </w:r>
+    </w:p>
+    <w:p>
+      <w:pPr/>
+      <w:r>
+        <w:rPr>
+          <w:lang w:val="en_US" w:bidi="en_US"/>
+        </w:rPr>
+      </w:r>
+      <w:r>
+        <w:rPr>
+          <w:lang w:val="en_US" w:bidi="en_US"/>
+        </w:rPr>
+        <w:t>This restored relationship must continue through all of life. This means staying faithful to the gospel as Paul preached it. It also means staying away from moral evil, including the kinds of sin that troubled the city of Corinth.</w:t>
+      </w:r>
+    </w:p>
+    <w:p>
+      <w:pPr>
+        <w:pStyle w:val="Heading3"/>
+      </w:pPr>
+      <w:r>
+        <w:rPr>
+          <w:lang w:val="en_US" w:bidi="en_US"/>
+        </w:rPr>
+        <w:t xml:space="preserve">The Call to Holy Living </w:t>
+      </w:r>
+    </w:p>
+    <w:p>
+      <w:pPr/>
+      <w:r>
+        <w:rPr>
+          <w:lang w:val="en_US" w:bidi="en_US"/>
+        </w:rPr>
+      </w:r>
+      <w:r>
+        <w:rPr>
+          <w:lang w:val="en_US" w:bidi="en_US"/>
+        </w:rPr>
+        <w:t>his letter often calls Christians to live a holy life, a life set apart for God. Paul uses two main images. He describes the church as a temple and as a bride (</w:t>
       </w:r>
       <w:hyperlink r:id="rId38">
         <w:r>
@@ -1290,7 +2200,25 @@
         <w:rPr>
           <w:lang w:val="en_US" w:bidi="en_US"/>
         </w:rPr>
-        <w:t xml:space="preserve"> is simply a digression.</w:t>
+        <w:t xml:space="preserve">; </w:t>
+      </w:r>
+      <w:hyperlink r:id="rId72">
+        <w:r>
+          <w:rPr>
+            <w:lang w:val="en_US" w:bidi="en_US"/>
+          </w:rPr>
+          <w:rPr>
+            <w:color w:val="0000EE"/>
+            <w:u w:val="single"/>
+          </w:rPr>
+          <w:t>11:2</w:t>
+        </w:r>
+      </w:hyperlink>
+      <w:r>
+        <w:rPr>
+          <w:lang w:val="en_US" w:bidi="en_US"/>
+        </w:rPr>
+        <w:t xml:space="preserve">). </w:t>
       </w:r>
     </w:p>
     <w:p>
@@ -1300,268 +2228,79 @@
           <w:lang w:val="en_US" w:bidi="en_US"/>
         </w:rPr>
       </w:r>
-      <w:hyperlink r:id="rId37">
-        <w:r>
-          <w:rPr>
-            <w:lang w:val="en_US" w:bidi="en_US"/>
-          </w:rPr>
-          <w:rPr>
-            <w:color w:val="0000EE"/>
-            <w:u w:val="single"/>
-          </w:rPr>
-          <w:t>2 Cor 10:1–13:14</w:t>
-        </w:r>
-      </w:hyperlink>
-      <w:r>
-        <w:rPr>
-          <w:lang w:val="en_US" w:bidi="en_US"/>
-        </w:rPr>
-        <w:t xml:space="preserve">. The last four chapters of 2 Corinthians are a puzzle. The tone of these chapters is indignant and ironic. Some see them as part of Paul’s “severe letter” (see </w:t>
-      </w:r>
-      <w:hyperlink r:id="rId55">
-        <w:r>
-          <w:rPr>
-            <w:lang w:val="en_US" w:bidi="en_US"/>
-          </w:rPr>
-          <w:rPr>
-            <w:color w:val="0000EE"/>
-            <w:u w:val="single"/>
-          </w:rPr>
-          <w:t>7:8</w:t>
-        </w:r>
-      </w:hyperlink>
-      <w:r>
-        <w:rPr>
-          <w:lang w:val="en_US" w:bidi="en_US"/>
-        </w:rPr>
-        <w:t>); but that is not likely, since the Corinthians responded to his severe letter with repentance (</w:t>
-      </w:r>
-      <w:hyperlink r:id="rId56">
-        <w:r>
-          <w:rPr>
-            <w:lang w:val="en_US" w:bidi="en_US"/>
-          </w:rPr>
-          <w:rPr>
-            <w:color w:val="0000EE"/>
-            <w:u w:val="single"/>
-          </w:rPr>
-          <w:t>7:9</w:t>
-        </w:r>
-      </w:hyperlink>
-      <w:r>
-        <w:rPr>
-          <w:lang w:val="en_US" w:bidi="en_US"/>
-        </w:rPr>
-        <w:t xml:space="preserve">). It makes more sense to regard </w:t>
-      </w:r>
-      <w:hyperlink r:id="rId37">
-        <w:r>
-          <w:rPr>
-            <w:lang w:val="en_US" w:bidi="en_US"/>
-          </w:rPr>
-          <w:rPr>
-            <w:color w:val="0000EE"/>
-            <w:u w:val="single"/>
-          </w:rPr>
-          <w:t>chapters 10–13</w:t>
-        </w:r>
-      </w:hyperlink>
-      <w:r>
-        <w:rPr>
-          <w:lang w:val="en_US" w:bidi="en_US"/>
-        </w:rPr>
-        <w:t xml:space="preserve"> as being written later than </w:t>
-      </w:r>
-      <w:hyperlink r:id="rId57">
-        <w:r>
-          <w:rPr>
-            <w:lang w:val="en_US" w:bidi="en_US"/>
-          </w:rPr>
-          <w:rPr>
-            <w:color w:val="0000EE"/>
-            <w:u w:val="single"/>
-          </w:rPr>
-          <w:t>chapters 1–9</w:t>
-        </w:r>
-      </w:hyperlink>
-      <w:r>
-        <w:rPr>
-          <w:lang w:val="en_US" w:bidi="en_US"/>
-        </w:rPr>
-        <w:t xml:space="preserve"> in response to a new situation that arose following the coming of false teachers to Corinth (cp. </w:t>
-      </w:r>
-      <w:hyperlink r:id="rId58">
-        <w:r>
-          <w:rPr>
-            <w:lang w:val="en_US" w:bidi="en_US"/>
-          </w:rPr>
-          <w:rPr>
-            <w:color w:val="0000EE"/>
-            <w:u w:val="single"/>
-          </w:rPr>
-          <w:t>11:4</w:t>
-        </w:r>
-      </w:hyperlink>
-      <w:r>
-        <w:rPr>
-          <w:lang w:val="en_US" w:bidi="en_US"/>
-        </w:rPr>
-        <w:t xml:space="preserve">, </w:t>
-      </w:r>
-      <w:hyperlink r:id="rId59">
-        <w:r>
-          <w:rPr>
-            <w:lang w:val="en_US" w:bidi="en_US"/>
-          </w:rPr>
-          <w:rPr>
-            <w:color w:val="0000EE"/>
-            <w:u w:val="single"/>
-          </w:rPr>
-          <w:t>12–15</w:t>
-        </w:r>
-      </w:hyperlink>
-      <w:r>
-        <w:rPr>
-          <w:lang w:val="en_US" w:bidi="en_US"/>
-        </w:rPr>
-        <w:t xml:space="preserve">). The Corinthians had warmly received these teachers, who quickly reopened old wounds and insinuated that Paul was not a true apostle nor even a Christian at all (see </w:t>
-      </w:r>
-      <w:hyperlink r:id="rId60">
-        <w:r>
-          <w:rPr>
-            <w:lang w:val="en_US" w:bidi="en_US"/>
-          </w:rPr>
-          <w:rPr>
-            <w:color w:val="0000EE"/>
-            <w:u w:val="single"/>
-          </w:rPr>
-          <w:t>10:7</w:t>
-        </w:r>
-      </w:hyperlink>
-      <w:r>
-        <w:rPr>
-          <w:lang w:val="en_US" w:bidi="en_US"/>
-        </w:rPr>
-        <w:t xml:space="preserve">, </w:t>
-      </w:r>
-      <w:hyperlink r:id="rId61">
-        <w:r>
-          <w:rPr>
-            <w:lang w:val="en_US" w:bidi="en_US"/>
-          </w:rPr>
-          <w:rPr>
-            <w:color w:val="0000EE"/>
-            <w:u w:val="single"/>
-          </w:rPr>
-          <w:t>10</w:t>
-        </w:r>
-      </w:hyperlink>
-      <w:r>
-        <w:rPr>
-          <w:lang w:val="en_US" w:bidi="en_US"/>
-        </w:rPr>
-        <w:t xml:space="preserve">; </w:t>
-      </w:r>
-      <w:hyperlink r:id="rId62">
-        <w:r>
-          <w:rPr>
-            <w:lang w:val="en_US" w:bidi="en_US"/>
-          </w:rPr>
-          <w:rPr>
-            <w:color w:val="0000EE"/>
-            <w:u w:val="single"/>
-          </w:rPr>
-          <w:t>11:5</w:t>
-        </w:r>
-      </w:hyperlink>
-      <w:r>
-        <w:rPr>
-          <w:lang w:val="en_US" w:bidi="en_US"/>
-        </w:rPr>
-        <w:t xml:space="preserve">; </w:t>
-      </w:r>
-      <w:hyperlink r:id="rId63">
-        <w:r>
-          <w:rPr>
-            <w:lang w:val="en_US" w:bidi="en_US"/>
-          </w:rPr>
-          <w:rPr>
-            <w:color w:val="0000EE"/>
-            <w:u w:val="single"/>
-          </w:rPr>
-          <w:t>12:11</w:t>
-        </w:r>
-      </w:hyperlink>
-      <w:r>
-        <w:rPr>
-          <w:lang w:val="en_US" w:bidi="en_US"/>
-        </w:rPr>
-        <w:t xml:space="preserve">). When Paul sensed the danger, he wrote a blistering note full of irony, invective, ridicule, and self-defense. At the heart of </w:t>
-      </w:r>
-      <w:hyperlink r:id="rId37">
-        <w:r>
-          <w:rPr>
-            <w:lang w:val="en_US" w:bidi="en_US"/>
-          </w:rPr>
-          <w:rPr>
-            <w:color w:val="0000EE"/>
-            <w:u w:val="single"/>
-          </w:rPr>
-          <w:t>chapters 10–13</w:t>
-        </w:r>
-      </w:hyperlink>
-      <w:r>
-        <w:rPr>
-          <w:lang w:val="en_US" w:bidi="en_US"/>
-        </w:rPr>
-        <w:t xml:space="preserve"> is Paul’s “Fool’s Speech” (</w:t>
-      </w:r>
-      <w:hyperlink r:id="rId64">
-        <w:r>
-          <w:rPr>
-            <w:lang w:val="en_US" w:bidi="en_US"/>
-          </w:rPr>
-          <w:rPr>
-            <w:color w:val="0000EE"/>
-            <w:u w:val="single"/>
-          </w:rPr>
-          <w:t>11:16–12:10</w:t>
-        </w:r>
-      </w:hyperlink>
-      <w:r>
-        <w:rPr>
-          <w:lang w:val="en_US" w:bidi="en_US"/>
-        </w:rPr>
-        <w:t>), in which he resorts to boasting because the need compels him (</w:t>
-      </w:r>
-      <w:hyperlink r:id="rId65">
-        <w:r>
-          <w:rPr>
-            <w:lang w:val="en_US" w:bidi="en_US"/>
-          </w:rPr>
-          <w:rPr>
-            <w:color w:val="0000EE"/>
-            <w:u w:val="single"/>
-          </w:rPr>
-          <w:t>11:1</w:t>
-        </w:r>
-      </w:hyperlink>
-      <w:r>
-        <w:rPr>
-          <w:lang w:val="en_US" w:bidi="en_US"/>
-        </w:rPr>
-        <w:t xml:space="preserve">, </w:t>
-      </w:r>
-      <w:hyperlink r:id="rId66">
-        <w:r>
-          <w:rPr>
-            <w:lang w:val="en_US" w:bidi="en_US"/>
-          </w:rPr>
-          <w:rPr>
-            <w:color w:val="0000EE"/>
-            <w:u w:val="single"/>
-          </w:rPr>
-          <w:t>16–17</w:t>
+      <w:r>
+        <w:rPr>
+          <w:lang w:val="en_US" w:bidi="en_US"/>
+        </w:rPr>
+        <w:t>Both images point to purity and devotion to God. The temple is the holy place where people worship God. In the same way, God’s people should be set apart to worship and serve him.</w:t>
+      </w:r>
+    </w:p>
+    <w:p>
+      <w:pPr/>
+      <w:r>
+        <w:rPr>
+          <w:lang w:val="en_US" w:bidi="en_US"/>
+        </w:rPr>
+      </w:r>
+      <w:r>
+        <w:rPr>
+          <w:lang w:val="en_US" w:bidi="en_US"/>
+        </w:rPr>
+        <w:t>The bride of Christ should be faithful to Christ, just as a wife should be faithful to her husband.</w:t>
+      </w:r>
+    </w:p>
+    <w:p>
+      <w:pPr>
+        <w:pStyle w:val="Heading3"/>
+      </w:pPr>
+      <w:r>
+        <w:rPr>
+          <w:lang w:val="en_US" w:bidi="en_US"/>
+        </w:rPr>
+        <w:t>The Need for Generous Giving</w:t>
+      </w:r>
+    </w:p>
+    <w:p>
+      <w:pPr/>
+      <w:r>
+        <w:rPr>
+          <w:lang w:val="en_US" w:bidi="en_US"/>
+        </w:rPr>
+      </w:r>
+      <w:r>
+        <w:rPr>
+          <w:lang w:val="en_US" w:bidi="en_US"/>
+        </w:rPr>
+        <w:t>Paul spends two long chapters on this topic (</w:t>
+      </w:r>
+      <w:hyperlink r:id="rId36">
+        <w:r>
+          <w:rPr>
+            <w:lang w:val="en_US" w:bidi="en_US"/>
+          </w:rPr>
+          <w:rPr>
+            <w:color w:val="0000EE"/>
+            <w:u w:val="single"/>
+          </w:rPr>
+          <w:t>8:1–9:15</w:t>
+        </w:r>
+      </w:hyperlink>
+      <w:r>
+        <w:rPr>
+          <w:lang w:val="en_US" w:bidi="en_US"/>
+        </w:rPr>
+        <w:t>). The Christians in Corinth were in conflict with each other. They needed to think about the needs of others, especially the poor Jewish believers in Jerusalem. The Lord Jesus Christ, who became human, is our greatest example of sacrificial giving (</w:t>
+      </w:r>
+      <w:hyperlink r:id="rId73">
+        <w:r>
+          <w:rPr>
+            <w:lang w:val="en_US" w:bidi="en_US"/>
+          </w:rPr>
+          <w:rPr>
+            <w:color w:val="0000EE"/>
+            <w:u w:val="single"/>
+          </w:rPr>
+          <w:t>8:9</w:t>
         </w:r>
       </w:hyperlink>
       <w:r>
@@ -1582,349 +2321,7 @@
         <w:rPr>
           <w:lang w:val="en_US" w:bidi="en_US"/>
         </w:rPr>
-        <w:t xml:space="preserve">We cannot tell whether the words preserved in </w:t>
-      </w:r>
-      <w:hyperlink r:id="rId37">
-        <w:r>
-          <w:rPr>
-            <w:lang w:val="en_US" w:bidi="en_US"/>
-          </w:rPr>
-          <w:rPr>
-            <w:color w:val="0000EE"/>
-            <w:u w:val="single"/>
-          </w:rPr>
-          <w:t>chapters 10–13</w:t>
-        </w:r>
-      </w:hyperlink>
-      <w:r>
-        <w:rPr>
-          <w:lang w:val="en_US" w:bidi="en_US"/>
-        </w:rPr>
-        <w:t xml:space="preserve"> succeeded in warding off these threats and defending once more Paul’s apostolic standing in Corinth. Paul followed up this letter with a visit (</w:t>
-      </w:r>
-      <w:hyperlink r:id="rId67">
-        <w:r>
-          <w:rPr>
-            <w:lang w:val="en_US" w:bidi="en_US"/>
-          </w:rPr>
-          <w:rPr>
-            <w:color w:val="0000EE"/>
-            <w:u w:val="single"/>
-          </w:rPr>
-          <w:t>Acts 20:2</w:t>
-        </w:r>
-      </w:hyperlink>
-      <w:r>
-        <w:rPr>
-          <w:lang w:val="en_US" w:bidi="en_US"/>
-        </w:rPr>
-        <w:t xml:space="preserve">) as he came to Greece, presumably Corinth. He eventually sailed to Jerusalem with the money donated by the churches, including Corinth. So it is possible that Paul’s last letter was the most effective of all, and the Corinthians were finally won over. Forty years after the Corinthian correspondence, a letter known as </w:t>
-      </w:r>
-      <w:r>
-        <w:rPr>
-          <w:i/>
-          <w:lang w:val="en_US" w:bidi="en_US"/>
-        </w:rPr>
-        <w:t>1 Clement</w:t>
-      </w:r>
-      <w:r>
-        <w:rPr>
-          <w:lang w:val="en_US" w:bidi="en_US"/>
-        </w:rPr>
-        <w:t>, written by a leader at Rome to the Corinthians, speaks warmly of Paul’s ministry.</w:t>
-      </w:r>
-    </w:p>
-    <w:p>
-      <w:pPr>
-        <w:pStyle w:val="Heading2"/>
-      </w:pPr>
-      <w:r>
-        <w:rPr>
-          <w:lang w:val="en_US" w:bidi="en_US"/>
-        </w:rPr>
-        <w:t>Meaning and Message</w:t>
-      </w:r>
-    </w:p>
-    <w:p>
-      <w:pPr/>
-      <w:r>
-        <w:rPr>
-          <w:lang w:val="en_US" w:bidi="en_US"/>
-        </w:rPr>
-      </w:r>
-      <w:r>
-        <w:rPr>
-          <w:lang w:val="en_US" w:bidi="en_US"/>
-        </w:rPr>
-        <w:t>Second Corinthians is a very human document that opens a window onto the inner life of the apostle Paul. For that reason, it has been called Paul’s most personal letter.</w:t>
-      </w:r>
-    </w:p>
-    <w:p>
-      <w:pPr/>
-      <w:r>
-        <w:rPr>
-          <w:lang w:val="en_US" w:bidi="en_US"/>
-        </w:rPr>
-      </w:r>
-      <w:r>
-        <w:rPr>
-          <w:lang w:val="en_US" w:bidi="en_US"/>
-        </w:rPr>
-        <w:t>The Minister’s Job Description. The first half of the letter (</w:t>
-      </w:r>
-      <w:hyperlink r:id="rId68">
-        <w:r>
-          <w:rPr>
-            <w:lang w:val="en_US" w:bidi="en_US"/>
-          </w:rPr>
-          <w:rPr>
-            <w:color w:val="0000EE"/>
-            <w:u w:val="single"/>
-          </w:rPr>
-          <w:t>1:1–7:16</w:t>
-        </w:r>
-      </w:hyperlink>
-      <w:r>
-        <w:rPr>
-          <w:lang w:val="en_US" w:bidi="en_US"/>
-        </w:rPr>
-        <w:t>) explains and describes the responsibilities and privileges of a leader. The message of Good News is new (</w:t>
-      </w:r>
-      <w:hyperlink r:id="rId30">
-        <w:r>
-          <w:rPr>
-            <w:lang w:val="en_US" w:bidi="en_US"/>
-          </w:rPr>
-          <w:rPr>
-            <w:color w:val="0000EE"/>
-            <w:u w:val="single"/>
-          </w:rPr>
-          <w:t>3:1–18</w:t>
-        </w:r>
-      </w:hyperlink>
-      <w:r>
-        <w:rPr>
-          <w:lang w:val="en_US" w:bidi="en_US"/>
-        </w:rPr>
-        <w:t>) and must be validated by the lifestyle of those who proclaim it. And the Good News brings reconciliation (</w:t>
-      </w:r>
-      <w:hyperlink r:id="rId32">
-        <w:r>
-          <w:rPr>
-            <w:lang w:val="en_US" w:bidi="en_US"/>
-          </w:rPr>
-          <w:rPr>
-            <w:color w:val="0000EE"/>
-            <w:u w:val="single"/>
-          </w:rPr>
-          <w:t>5:1–21</w:t>
-        </w:r>
-      </w:hyperlink>
-      <w:r>
-        <w:rPr>
-          <w:lang w:val="en_US" w:bidi="en_US"/>
-        </w:rPr>
-        <w:t>).</w:t>
-      </w:r>
-    </w:p>
-    <w:p>
-      <w:pPr/>
-      <w:r>
-        <w:rPr>
-          <w:lang w:val="en_US" w:bidi="en_US"/>
-        </w:rPr>
-      </w:r>
-      <w:r>
-        <w:rPr>
-          <w:lang w:val="en_US" w:bidi="en_US"/>
-        </w:rPr>
-        <w:t xml:space="preserve">The Heart of the Good News. </w:t>
-      </w:r>
-      <w:hyperlink r:id="rId32">
-        <w:r>
-          <w:rPr>
-            <w:lang w:val="en_US" w:bidi="en_US"/>
-          </w:rPr>
-          <w:rPr>
-            <w:color w:val="0000EE"/>
-            <w:u w:val="single"/>
-          </w:rPr>
-          <w:t>Chapter 5</w:t>
-        </w:r>
-      </w:hyperlink>
-      <w:r>
-        <w:rPr>
-          <w:lang w:val="en_US" w:bidi="en_US"/>
-        </w:rPr>
-        <w:t xml:space="preserve"> contains one of the fullest accounts of Paul’s central message (</w:t>
-      </w:r>
-      <w:hyperlink r:id="rId69">
-        <w:r>
-          <w:rPr>
-            <w:lang w:val="en_US" w:bidi="en_US"/>
-          </w:rPr>
-          <w:rPr>
-            <w:color w:val="0000EE"/>
-            <w:u w:val="single"/>
-          </w:rPr>
-          <w:t>5:18–21</w:t>
-        </w:r>
-      </w:hyperlink>
-      <w:r>
-        <w:rPr>
-          <w:lang w:val="en_US" w:bidi="en_US"/>
-        </w:rPr>
-        <w:t>). Paul had already told the Corinthians that he came preaching Christ crucified (</w:t>
-      </w:r>
-      <w:hyperlink r:id="rId70">
-        <w:r>
-          <w:rPr>
-            <w:lang w:val="en_US" w:bidi="en_US"/>
-          </w:rPr>
-          <w:rPr>
-            <w:color w:val="0000EE"/>
-            <w:u w:val="single"/>
-          </w:rPr>
-          <w:t>1 Cor 1:18–2:2</w:t>
-        </w:r>
-      </w:hyperlink>
-      <w:r>
-        <w:rPr>
-          <w:lang w:val="en_US" w:bidi="en_US"/>
-        </w:rPr>
-        <w:t>). Now he explains how this message is to be applied in light of the current situation: People are out of harmony with God because of sin, so God has acted in response to human need. God in Christ has dealt with the problem of sin and alienation by becoming human and taking our sin upon himself at the cross. Through Christ, we are restored to a relationship of peace and acceptance with God. We are urged to be reconciled to God (</w:t>
-      </w:r>
-      <w:hyperlink r:id="rId71">
-        <w:r>
-          <w:rPr>
-            <w:lang w:val="en_US" w:bidi="en_US"/>
-          </w:rPr>
-          <w:rPr>
-            <w:color w:val="0000EE"/>
-            <w:u w:val="single"/>
-          </w:rPr>
-          <w:t>2 Cor 5:20</w:t>
-        </w:r>
-      </w:hyperlink>
-      <w:r>
-        <w:rPr>
-          <w:lang w:val="en_US" w:bidi="en_US"/>
-        </w:rPr>
-        <w:t>) and to maintain our reconciliation with God. This relationship needs to be maintained throughout our lives, which implies loyalty to the Good News as Paul proclaimed it and separation from moral evils such as those that plagued the city of Corinth.</w:t>
-      </w:r>
-    </w:p>
-    <w:p>
-      <w:pPr/>
-      <w:r>
-        <w:rPr>
-          <w:lang w:val="en_US" w:bidi="en_US"/>
-        </w:rPr>
-      </w:r>
-      <w:r>
-        <w:rPr>
-          <w:lang w:val="en_US" w:bidi="en_US"/>
-        </w:rPr>
-        <w:t>The Call to Holy Living. Running through this letter is a summons to holy life. The two governing images are of the church as a temple (</w:t>
-      </w:r>
-      <w:hyperlink r:id="rId38">
-        <w:r>
-          <w:rPr>
-            <w:lang w:val="en_US" w:bidi="en_US"/>
-          </w:rPr>
-          <w:rPr>
-            <w:color w:val="0000EE"/>
-            <w:u w:val="single"/>
-          </w:rPr>
-          <w:t>6:14–7:1</w:t>
-        </w:r>
-      </w:hyperlink>
-      <w:r>
-        <w:rPr>
-          <w:lang w:val="en_US" w:bidi="en_US"/>
-        </w:rPr>
-        <w:t>) and as a bride (</w:t>
-      </w:r>
-      <w:hyperlink r:id="rId72">
-        <w:r>
-          <w:rPr>
-            <w:lang w:val="en_US" w:bidi="en_US"/>
-          </w:rPr>
-          <w:rPr>
-            <w:color w:val="0000EE"/>
-            <w:u w:val="single"/>
-          </w:rPr>
-          <w:t>11:2</w:t>
-        </w:r>
-      </w:hyperlink>
-      <w:r>
-        <w:rPr>
-          <w:lang w:val="en_US" w:bidi="en_US"/>
-        </w:rPr>
-        <w:t>). Both images speak of purity and dedication. The Temple is the holy place where God is worshiped, so his people should be consecrated to this task. The bride of Christ should be faithful to her husband.</w:t>
-      </w:r>
-    </w:p>
-    <w:p>
-      <w:pPr/>
-      <w:r>
-        <w:rPr>
-          <w:lang w:val="en_US" w:bidi="en_US"/>
-        </w:rPr>
-      </w:r>
-      <w:r>
-        <w:rPr>
-          <w:lang w:val="en_US" w:bidi="en_US"/>
-        </w:rPr>
-        <w:t>The Need for Generous Giving. Two lengthy chapters (</w:t>
-      </w:r>
-      <w:hyperlink r:id="rId36">
-        <w:r>
-          <w:rPr>
-            <w:lang w:val="en_US" w:bidi="en_US"/>
-          </w:rPr>
-          <w:rPr>
-            <w:color w:val="0000EE"/>
-            <w:u w:val="single"/>
-          </w:rPr>
-          <w:t>8:1–9:15</w:t>
-        </w:r>
-      </w:hyperlink>
-      <w:r>
-        <w:rPr>
-          <w:lang w:val="en_US" w:bidi="en_US"/>
-        </w:rPr>
-        <w:t>) are devoted to this single theme. Those who are at strife in Corinth need to consider the needs of others, especially the poverty-stricken Jewish believers in Jerusalem. The incarnate Lord Jesus Christ is our supreme model for sacrificial giving (</w:t>
-      </w:r>
-      <w:hyperlink r:id="rId73">
-        <w:r>
-          <w:rPr>
-            <w:lang w:val="en_US" w:bidi="en_US"/>
-          </w:rPr>
-          <w:rPr>
-            <w:color w:val="0000EE"/>
-            <w:u w:val="single"/>
-          </w:rPr>
-          <w:t>8:9</w:t>
-        </w:r>
-      </w:hyperlink>
-      <w:r>
-        <w:rPr>
-          <w:lang w:val="en_US" w:bidi="en_US"/>
-        </w:rPr>
-        <w:t>).</w:t>
-      </w:r>
-    </w:p>
-    <w:p>
-      <w:pPr/>
-      <w:r>
-        <w:rPr>
-          <w:lang w:val="en_US" w:bidi="en_US"/>
-        </w:rPr>
-      </w:r>
-      <w:r>
-        <w:rPr>
-          <w:lang w:val="en_US" w:bidi="en_US"/>
-        </w:rPr>
-        <w:t>What was at stake at Corinth was the essence of the Good News as expressed in the way of the cross. Paul’s experience of suffering and weakness as an apostle was, to the believers in Corinth, a seeming contradiction to his authority. In fact, however, the essence of the Good News is for people to accept another person’s (Christ’s) suffering on their behalf. This is still relevant to leadership and daily living among Christians today.</w:t>
+        <w:t>At Corinth, the main issue was the gospel as shown in the way of the cross. Paul suffered and was weak as an apostle. To the believers in Corinth, this seemed to go against his authority. But the gospel centers on Christ’s suffering for other people. Christians receive life because Christ suffered for them. This truth still matters for Christian leaders and for daily Christian life today.</w:t>
       </w:r>
       <w:r>
         <w:rPr>

--- a/eng/docx/47.content.docx
+++ b/eng/docx/47.content.docx
@@ -19,7 +19,7 @@
         <w:rPr>
           <w:lang w:val="en_US" w:bidi="en_US"/>
         </w:rPr>
-        <w:t>Resource: Tyndale Open Study Notes</w:t>
+        <w:t>Resource: Aquifer Open Study Notes (Book Intros)</w:t>
       </w:r>
       <w:r>
         <w:rPr>
@@ -112,7 +112,7 @@
         <w:rPr>
           <w:lang w:val="en_US" w:bidi="en_US"/>
         </w:rPr>
-        <w:t>Tyndale Open Study Notes</w:t>
+        <w:t>Aquifer Open Study Notes (Book Intros)</w:t>
       </w:r>
     </w:p>
     <w:p>

--- a/eng/docx/47.content.docx
+++ b/eng/docx/47.content.docx
@@ -286,18 +286,12 @@
         </w:rPr>
         <w:t xml:space="preserve">The apostle Paul first came to Corinth during his second missionary journey (see </w:t>
       </w:r>
-      <w:hyperlink r:id="rId13">
-        <w:r>
-          <w:rPr>
-            <w:lang w:val="en_US" w:bidi="en_US"/>
-          </w:rPr>
-          <w:rPr>
-            <w:color w:val="0000EE"/>
-            <w:u w:val="single"/>
-          </w:rPr>
-          <w:t>Acts 18:1–20</w:t>
-        </w:r>
-      </w:hyperlink>
+      <w:r>
+        <w:rPr>
+          <w:lang w:val="en_US" w:bidi="en_US"/>
+        </w:rPr>
+        <w:t>Acts 18:1–20</w:t>
+      </w:r>
       <w:r>
         <w:rPr>
           <w:lang w:val="en_US" w:bidi="en_US"/>
@@ -318,90 +312,60 @@
         </w:rPr>
         <w:t xml:space="preserve">Rome controlled Corinth after Julius Caesar rebuilt the city in 44 BC. After that, Corinth became known for its fine buildings, shops, theaters, and houses. Trade made the city wealthy. Workers in Corinth made bronze objects, pottery, and clay lamps. These clay lamps were well known across the ancient world (see </w:t>
       </w:r>
-      <w:hyperlink r:id="rId14">
-        <w:r>
-          <w:rPr>
-            <w:lang w:val="en_US" w:bidi="en_US"/>
-          </w:rPr>
-          <w:rPr>
-            <w:color w:val="0000EE"/>
-            <w:u w:val="single"/>
-          </w:rPr>
-          <w:t>2 Corinthians 4:7</w:t>
-        </w:r>
-      </w:hyperlink>
+      <w:r>
+        <w:rPr>
+          <w:lang w:val="en_US" w:bidi="en_US"/>
+        </w:rPr>
+        <w:t>2 Corinthians 4:7</w:t>
+      </w:r>
       <w:r>
         <w:rPr>
           <w:lang w:val="en_US" w:bidi="en_US"/>
         </w:rPr>
         <w:t xml:space="preserve">). Farming also helped Corinth become wealthy (see </w:t>
       </w:r>
-      <w:hyperlink r:id="rId15">
-        <w:r>
-          <w:rPr>
-            <w:lang w:val="en_US" w:bidi="en_US"/>
-          </w:rPr>
-          <w:rPr>
-            <w:color w:val="0000EE"/>
-            <w:u w:val="single"/>
-          </w:rPr>
-          <w:t>9:6–10</w:t>
-        </w:r>
-      </w:hyperlink>
+      <w:r>
+        <w:rPr>
+          <w:lang w:val="en_US" w:bidi="en_US"/>
+        </w:rPr>
+        <w:t>9:6–10</w:t>
+      </w:r>
       <w:r>
         <w:rPr>
           <w:lang w:val="en_US" w:bidi="en_US"/>
         </w:rPr>
         <w:t xml:space="preserve">; </w:t>
       </w:r>
-      <w:hyperlink r:id="rId16">
-        <w:r>
-          <w:rPr>
-            <w:lang w:val="en_US" w:bidi="en_US"/>
-          </w:rPr>
-          <w:rPr>
-            <w:color w:val="0000EE"/>
-            <w:u w:val="single"/>
-          </w:rPr>
-          <w:t>1 Corinthians 3:6–9</w:t>
-        </w:r>
-      </w:hyperlink>
+      <w:r>
+        <w:rPr>
+          <w:lang w:val="en_US" w:bidi="en_US"/>
+        </w:rPr>
+        <w:t>1 Corinthians 3:6–9</w:t>
+      </w:r>
       <w:r>
         <w:rPr>
           <w:lang w:val="en_US" w:bidi="en_US"/>
         </w:rPr>
         <w:t xml:space="preserve">; </w:t>
       </w:r>
-      <w:hyperlink r:id="rId17">
-        <w:r>
-          <w:rPr>
-            <w:lang w:val="en_US" w:bidi="en_US"/>
-          </w:rPr>
-          <w:rPr>
-            <w:color w:val="0000EE"/>
-            <w:u w:val="single"/>
-          </w:rPr>
-          <w:t>9:7</w:t>
-        </w:r>
-      </w:hyperlink>
+      <w:r>
+        <w:rPr>
+          <w:lang w:val="en_US" w:bidi="en_US"/>
+        </w:rPr>
+        <w:t>9:7</w:t>
+      </w:r>
       <w:r>
         <w:rPr>
           <w:lang w:val="en_US" w:bidi="en_US"/>
         </w:rPr>
         <w:t xml:space="preserve">, </w:t>
       </w:r>
-      <w:hyperlink r:id="rId18">
-        <w:r>
-          <w:rPr>
-            <w:lang w:val="en_US" w:bidi="en_US"/>
-          </w:rPr>
-          <w:rPr>
-            <w:color w:val="0000EE"/>
-            <w:u w:val="single"/>
-          </w:rPr>
-          <w:t>10</w:t>
-        </w:r>
-      </w:hyperlink>
+      <w:r>
+        <w:rPr>
+          <w:lang w:val="en_US" w:bidi="en_US"/>
+        </w:rPr>
+        <w:t>10</w:t>
+      </w:r>
       <w:r>
         <w:rPr>
           <w:lang w:val="en_US" w:bidi="en_US"/>
@@ -436,18 +400,12 @@
         </w:rPr>
         <w:t xml:space="preserve">Today, scholars are more careful about this claim. Strabo may have spoken badly about Corinth because Corinth and nearby Athens were political rivals. Still, we know that Paul was aware of serious moral problems in Corinth. We know Paul wrote </w:t>
       </w:r>
-      <w:hyperlink r:id="rId19">
-        <w:r>
-          <w:rPr>
-            <w:lang w:val="en_US" w:bidi="en_US"/>
-          </w:rPr>
-          <w:rPr>
-            <w:color w:val="0000EE"/>
-            <w:u w:val="single"/>
-          </w:rPr>
-          <w:t>Romans 1:18–32</w:t>
-        </w:r>
-      </w:hyperlink>
+      <w:r>
+        <w:rPr>
+          <w:lang w:val="en_US" w:bidi="en_US"/>
+        </w:rPr>
+        <w:t>Romans 1:18–32</w:t>
+      </w:r>
       <w:r>
         <w:rPr>
           <w:lang w:val="en_US" w:bidi="en_US"/>
@@ -466,54 +424,36 @@
         </w:rPr>
         <w:t xml:space="preserve">; compare </w:t>
       </w:r>
-      <w:hyperlink r:id="rId20">
-        <w:r>
-          <w:rPr>
-            <w:lang w:val="en_US" w:bidi="en_US"/>
-          </w:rPr>
-          <w:rPr>
-            <w:color w:val="0000EE"/>
-            <w:u w:val="single"/>
-          </w:rPr>
-          <w:t>Acts 20:2–3</w:t>
-        </w:r>
-      </w:hyperlink>
+      <w:r>
+        <w:rPr>
+          <w:lang w:val="en_US" w:bidi="en_US"/>
+        </w:rPr>
+        <w:t>Acts 20:2–3</w:t>
+      </w:r>
       <w:r>
         <w:rPr>
           <w:lang w:val="en_US" w:bidi="en_US"/>
         </w:rPr>
         <w:t xml:space="preserve">). His letters, especially 2 Corinthians, show that Paul knew about moral problems among the Christians there (see </w:t>
       </w:r>
-      <w:hyperlink r:id="rId21">
-        <w:r>
-          <w:rPr>
-            <w:lang w:val="en_US" w:bidi="en_US"/>
-          </w:rPr>
-          <w:rPr>
-            <w:color w:val="0000EE"/>
-            <w:u w:val="single"/>
-          </w:rPr>
-          <w:t>2 Corinthians 6:14–17</w:t>
-        </w:r>
-      </w:hyperlink>
+      <w:r>
+        <w:rPr>
+          <w:lang w:val="en_US" w:bidi="en_US"/>
+        </w:rPr>
+        <w:t>2 Corinthians 6:14–17</w:t>
+      </w:r>
       <w:r>
         <w:rPr>
           <w:lang w:val="en_US" w:bidi="en_US"/>
         </w:rPr>
         <w:t xml:space="preserve">; </w:t>
       </w:r>
-      <w:hyperlink r:id="rId22">
-        <w:r>
-          <w:rPr>
-            <w:lang w:val="en_US" w:bidi="en_US"/>
-          </w:rPr>
-          <w:rPr>
-            <w:color w:val="0000EE"/>
-            <w:u w:val="single"/>
-          </w:rPr>
-          <w:t>12:19–21</w:t>
-        </w:r>
-      </w:hyperlink>
+      <w:r>
+        <w:rPr>
+          <w:lang w:val="en_US" w:bidi="en_US"/>
+        </w:rPr>
+        <w:t>12:19–21</w:t>
+      </w:r>
       <w:r>
         <w:rPr>
           <w:lang w:val="en_US" w:bidi="en_US"/>
@@ -548,54 +488,36 @@
         </w:rPr>
         <w:t>Paul thought of the Christians in Corinth as his children (</w:t>
       </w:r>
-      <w:hyperlink r:id="rId23">
-        <w:r>
-          <w:rPr>
-            <w:lang w:val="en_US" w:bidi="en_US"/>
-          </w:rPr>
-          <w:rPr>
-            <w:color w:val="0000EE"/>
-            <w:u w:val="single"/>
-          </w:rPr>
-          <w:t>6:13</w:t>
-        </w:r>
-      </w:hyperlink>
+      <w:r>
+        <w:rPr>
+          <w:lang w:val="en_US" w:bidi="en_US"/>
+        </w:rPr>
+        <w:t>6:13</w:t>
+      </w:r>
       <w:r>
         <w:rPr>
           <w:lang w:val="en_US" w:bidi="en_US"/>
         </w:rPr>
         <w:t xml:space="preserve">; </w:t>
       </w:r>
-      <w:hyperlink r:id="rId24">
-        <w:r>
-          <w:rPr>
-            <w:lang w:val="en_US" w:bidi="en_US"/>
-          </w:rPr>
-          <w:rPr>
-            <w:color w:val="0000EE"/>
-            <w:u w:val="single"/>
-          </w:rPr>
-          <w:t>12:14</w:t>
-        </w:r>
-      </w:hyperlink>
+      <w:r>
+        <w:rPr>
+          <w:lang w:val="en_US" w:bidi="en_US"/>
+        </w:rPr>
+        <w:t>12:14</w:t>
+      </w:r>
       <w:r>
         <w:rPr>
           <w:lang w:val="en_US" w:bidi="en_US"/>
         </w:rPr>
         <w:t xml:space="preserve">; </w:t>
       </w:r>
-      <w:hyperlink r:id="rId25">
-        <w:r>
-          <w:rPr>
-            <w:lang w:val="en_US" w:bidi="en_US"/>
-          </w:rPr>
-          <w:rPr>
-            <w:color w:val="0000EE"/>
-            <w:u w:val="single"/>
-          </w:rPr>
-          <w:t>1 Corinthians 4:15</w:t>
-        </w:r>
-      </w:hyperlink>
+      <w:r>
+        <w:rPr>
+          <w:lang w:val="en_US" w:bidi="en_US"/>
+        </w:rPr>
+        <w:t>1 Corinthians 4:15</w:t>
+      </w:r>
       <w:r>
         <w:rPr>
           <w:lang w:val="en_US" w:bidi="en_US"/>
@@ -616,18 +538,12 @@
         </w:rPr>
         <w:t xml:space="preserve">In </w:t>
       </w:r>
-      <w:hyperlink r:id="rId26">
-        <w:r>
-          <w:rPr>
-            <w:lang w:val="en_US" w:bidi="en_US"/>
-          </w:rPr>
-          <w:rPr>
-            <w:color w:val="0000EE"/>
-            <w:u w:val="single"/>
-          </w:rPr>
-          <w:t>2 Corinthians 11:23–28</w:t>
-        </w:r>
-      </w:hyperlink>
+      <w:r>
+        <w:rPr>
+          <w:lang w:val="en_US" w:bidi="en_US"/>
+        </w:rPr>
+        <w:t>2 Corinthians 11:23–28</w:t>
+      </w:r>
       <w:r>
         <w:rPr>
           <w:lang w:val="en_US" w:bidi="en_US"/>
@@ -685,54 +601,36 @@
         </w:rPr>
         <w:t>In the first half of 2 Corinthians (</w:t>
       </w:r>
-      <w:hyperlink r:id="rId27">
-        <w:r>
-          <w:rPr>
-            <w:lang w:val="en_US" w:bidi="en_US"/>
-          </w:rPr>
-          <w:rPr>
-            <w:color w:val="0000EE"/>
-            <w:u w:val="single"/>
-          </w:rPr>
-          <w:t>chapters 1–6</w:t>
-        </w:r>
-      </w:hyperlink>
+      <w:r>
+        <w:rPr>
+          <w:lang w:val="en_US" w:bidi="en_US"/>
+        </w:rPr>
+        <w:t>chapters 1–6</w:t>
+      </w:r>
       <w:r>
         <w:rPr>
           <w:lang w:val="en_US" w:bidi="en_US"/>
         </w:rPr>
         <w:t>), Paul explains Christian service. Suffering for Christ is a necessary part of this service (</w:t>
       </w:r>
-      <w:hyperlink r:id="rId28">
-        <w:r>
-          <w:rPr>
-            <w:lang w:val="en_US" w:bidi="en_US"/>
-          </w:rPr>
-          <w:rPr>
-            <w:color w:val="0000EE"/>
-            <w:u w:val="single"/>
-          </w:rPr>
-          <w:t>1:1–24</w:t>
-        </w:r>
-      </w:hyperlink>
+      <w:r>
+        <w:rPr>
+          <w:lang w:val="en_US" w:bidi="en_US"/>
+        </w:rPr>
+        <w:t>1:1–24</w:t>
+      </w:r>
       <w:r>
         <w:rPr>
           <w:lang w:val="en_US" w:bidi="en_US"/>
         </w:rPr>
         <w:t>). This suffering is hard to endure when other Christians hurt us (</w:t>
       </w:r>
-      <w:hyperlink r:id="rId29">
-        <w:r>
-          <w:rPr>
-            <w:lang w:val="en_US" w:bidi="en_US"/>
-          </w:rPr>
-          <w:rPr>
-            <w:color w:val="0000EE"/>
-            <w:u w:val="single"/>
-          </w:rPr>
-          <w:t>2:1–17</w:t>
-        </w:r>
-      </w:hyperlink>
+      <w:r>
+        <w:rPr>
+          <w:lang w:val="en_US" w:bidi="en_US"/>
+        </w:rPr>
+        <w:t>2:1–17</w:t>
+      </w:r>
       <w:r>
         <w:rPr>
           <w:lang w:val="en_US" w:bidi="en_US"/>
@@ -753,72 +651,48 @@
         </w:rPr>
         <w:t>The good news about Jesus brings life through the Holy Spirit and gives God’s salvation. It replaces the old covenant, the earlier agreement God made with Israel. But it is also connected to that covenant (</w:t>
       </w:r>
-      <w:hyperlink r:id="rId30">
-        <w:r>
-          <w:rPr>
-            <w:lang w:val="en_US" w:bidi="en_US"/>
-          </w:rPr>
-          <w:rPr>
-            <w:color w:val="0000EE"/>
-            <w:u w:val="single"/>
-          </w:rPr>
-          <w:t>3:1–18</w:t>
-        </w:r>
-      </w:hyperlink>
+      <w:r>
+        <w:rPr>
+          <w:lang w:val="en_US" w:bidi="en_US"/>
+        </w:rPr>
+        <w:t>3:1–18</w:t>
+      </w:r>
       <w:r>
         <w:rPr>
           <w:lang w:val="en_US" w:bidi="en_US"/>
         </w:rPr>
         <w:t>). God’s message shows its power through the weakness of God’s servants (</w:t>
       </w:r>
-      <w:hyperlink r:id="rId31">
-        <w:r>
-          <w:rPr>
-            <w:lang w:val="en_US" w:bidi="en_US"/>
-          </w:rPr>
-          <w:rPr>
-            <w:color w:val="0000EE"/>
-            <w:u w:val="single"/>
-          </w:rPr>
-          <w:t>4:1–18</w:t>
-        </w:r>
-      </w:hyperlink>
+      <w:r>
+        <w:rPr>
+          <w:lang w:val="en_US" w:bidi="en_US"/>
+        </w:rPr>
+        <w:t>4:1–18</w:t>
+      </w:r>
       <w:r>
         <w:rPr>
           <w:lang w:val="en_US" w:bidi="en_US"/>
         </w:rPr>
         <w:t>). This message centers on the death of God’s Son. Through his death, God brings us back into his favor (</w:t>
       </w:r>
-      <w:hyperlink r:id="rId32">
-        <w:r>
-          <w:rPr>
-            <w:lang w:val="en_US" w:bidi="en_US"/>
-          </w:rPr>
-          <w:rPr>
-            <w:color w:val="0000EE"/>
-            <w:u w:val="single"/>
-          </w:rPr>
-          <w:t>5:1–21</w:t>
-        </w:r>
-      </w:hyperlink>
+      <w:r>
+        <w:rPr>
+          <w:lang w:val="en_US" w:bidi="en_US"/>
+        </w:rPr>
+        <w:t>5:1–21</w:t>
+      </w:r>
       <w:r>
         <w:rPr>
           <w:lang w:val="en_US" w:bidi="en_US"/>
         </w:rPr>
         <w:t>). Christian life is marked by devotion to God. This devotion sets believers apart from the evil ways of the world (</w:t>
       </w:r>
-      <w:hyperlink r:id="rId33">
-        <w:r>
-          <w:rPr>
-            <w:lang w:val="en_US" w:bidi="en_US"/>
-          </w:rPr>
-          <w:rPr>
-            <w:color w:val="0000EE"/>
-            <w:u w:val="single"/>
-          </w:rPr>
-          <w:t>6:1–18</w:t>
-        </w:r>
-      </w:hyperlink>
+      <w:r>
+        <w:rPr>
+          <w:lang w:val="en_US" w:bidi="en_US"/>
+        </w:rPr>
+        <w:t>6:1–18</w:t>
+      </w:r>
       <w:r>
         <w:rPr>
           <w:lang w:val="en_US" w:bidi="en_US"/>
@@ -839,72 +713,48 @@
         </w:rPr>
         <w:t>In the second half of the letter (</w:t>
       </w:r>
-      <w:hyperlink r:id="rId34">
-        <w:r>
-          <w:rPr>
-            <w:lang w:val="en_US" w:bidi="en_US"/>
-          </w:rPr>
-          <w:rPr>
-            <w:color w:val="0000EE"/>
-            <w:u w:val="single"/>
-          </w:rPr>
-          <w:t>chapters 7–13</w:t>
-        </w:r>
-      </w:hyperlink>
+      <w:r>
+        <w:rPr>
+          <w:lang w:val="en_US" w:bidi="en_US"/>
+        </w:rPr>
+        <w:t>chapters 7–13</w:t>
+      </w:r>
       <w:r>
         <w:rPr>
           <w:lang w:val="en_US" w:bidi="en_US"/>
         </w:rPr>
         <w:t xml:space="preserve">), Paul explains why he wrote his letters to Corinth (see </w:t>
       </w:r>
-      <w:hyperlink r:id="rId35">
-        <w:r>
-          <w:rPr>
-            <w:lang w:val="en_US" w:bidi="en_US"/>
-          </w:rPr>
-          <w:rPr>
-            <w:color w:val="0000EE"/>
-            <w:u w:val="single"/>
-          </w:rPr>
-          <w:t>7:1–16</w:t>
-        </w:r>
-      </w:hyperlink>
+      <w:r>
+        <w:rPr>
+          <w:lang w:val="en_US" w:bidi="en_US"/>
+        </w:rPr>
+        <w:t>7:1–16</w:t>
+      </w:r>
       <w:r>
         <w:rPr>
           <w:lang w:val="en_US" w:bidi="en_US"/>
         </w:rPr>
         <w:t>). He also teaches about giving and stewardship, which means using God’s gifts in a faithful way. He does this while discussing the collection for the church in Jerusalem (</w:t>
       </w:r>
-      <w:hyperlink r:id="rId36">
-        <w:r>
-          <w:rPr>
-            <w:lang w:val="en_US" w:bidi="en_US"/>
-          </w:rPr>
-          <w:rPr>
-            <w:color w:val="0000EE"/>
-            <w:u w:val="single"/>
-          </w:rPr>
-          <w:t>8:1–9:15</w:t>
-        </w:r>
-      </w:hyperlink>
+      <w:r>
+        <w:rPr>
+          <w:lang w:val="en_US" w:bidi="en_US"/>
+        </w:rPr>
+        <w:t>8:1–9:15</w:t>
+      </w:r>
       <w:r>
         <w:rPr>
           <w:lang w:val="en_US" w:bidi="en_US"/>
         </w:rPr>
         <w:t>). Then Paul strongly defends his work as an apostle. Some people spoke against him because they thought his weakness made him less important (</w:t>
       </w:r>
-      <w:hyperlink r:id="rId37">
-        <w:r>
-          <w:rPr>
-            <w:lang w:val="en_US" w:bidi="en_US"/>
-          </w:rPr>
-          <w:rPr>
-            <w:color w:val="0000EE"/>
-            <w:u w:val="single"/>
-          </w:rPr>
-          <w:t>chapters 10–13</w:t>
-        </w:r>
-      </w:hyperlink>
+      <w:r>
+        <w:rPr>
+          <w:lang w:val="en_US" w:bidi="en_US"/>
+        </w:rPr>
+        <w:t>chapters 10–13</w:t>
+      </w:r>
       <w:r>
         <w:rPr>
           <w:lang w:val="en_US" w:bidi="en_US"/>
@@ -936,18 +786,12 @@
         </w:rPr>
         <w:t xml:space="preserve">Most scholars agree that Paul wrote 2 Corinthians. There is one main exception. Some scholars think </w:t>
       </w:r>
-      <w:hyperlink r:id="rId38">
-        <w:r>
-          <w:rPr>
-            <w:lang w:val="en_US" w:bidi="en_US"/>
-          </w:rPr>
-          <w:rPr>
-            <w:color w:val="0000EE"/>
-            <w:u w:val="single"/>
-          </w:rPr>
-          <w:t>6:14–7:1</w:t>
-        </w:r>
-      </w:hyperlink>
+      <w:r>
+        <w:rPr>
+          <w:lang w:val="en_US" w:bidi="en_US"/>
+        </w:rPr>
+        <w:t>6:14–7:1</w:t>
+      </w:r>
       <w:r>
         <w:rPr>
           <w:lang w:val="en_US" w:bidi="en_US"/>
@@ -1007,18 +851,12 @@
         </w:rPr>
         <w:t xml:space="preserve">During his two- to three-year stay in Ephesus, from AD 53 to 56, Paul wrote 1 Corinthians. He sent it to the church in Corinth with Timothy (see </w:t>
       </w:r>
-      <w:hyperlink r:id="rId39">
-        <w:r>
-          <w:rPr>
-            <w:lang w:val="en_US" w:bidi="en_US"/>
-          </w:rPr>
-          <w:rPr>
-            <w:color w:val="0000EE"/>
-            <w:u w:val="single"/>
-          </w:rPr>
-          <w:t>1 Corinthians 16:10–11</w:t>
-        </w:r>
-      </w:hyperlink>
+      <w:r>
+        <w:rPr>
+          <w:lang w:val="en_US" w:bidi="en_US"/>
+        </w:rPr>
+        <w:t>1 Corinthians 16:10–11</w:t>
+      </w:r>
       <w:r>
         <w:rPr>
           <w:lang w:val="en_US" w:bidi="en_US"/>
@@ -1051,18 +889,12 @@
         </w:rPr>
         <w:t>It seems that the Corinthians did not receive 1 Corinthians well. Some of them began to question Paul’s authority as an apostle. Paul had already expected this problem (</w:t>
       </w:r>
-      <w:hyperlink r:id="rId40">
-        <w:r>
-          <w:rPr>
-            <w:lang w:val="en_US" w:bidi="en_US"/>
-          </w:rPr>
-          <w:rPr>
-            <w:color w:val="0000EE"/>
-            <w:u w:val="single"/>
-          </w:rPr>
-          <w:t>1 Corinthians 4:18–21</w:t>
-        </w:r>
-      </w:hyperlink>
+      <w:r>
+        <w:rPr>
+          <w:lang w:val="en_US" w:bidi="en_US"/>
+        </w:rPr>
+        <w:t>1 Corinthians 4:18–21</w:t>
+      </w:r>
       <w:r>
         <w:rPr>
           <w:lang w:val="en_US" w:bidi="en_US"/>
@@ -1083,18 +915,12 @@
         </w:rPr>
         <w:t>So Paul made a personal visit from Ephesus to Corinth (</w:t>
       </w:r>
-      <w:hyperlink r:id="rId41">
-        <w:r>
-          <w:rPr>
-            <w:lang w:val="en_US" w:bidi="en_US"/>
-          </w:rPr>
-          <w:rPr>
-            <w:color w:val="0000EE"/>
-            <w:u w:val="single"/>
-          </w:rPr>
-          <w:t>2 Corinthians 2:1</w:t>
-        </w:r>
-      </w:hyperlink>
+      <w:r>
+        <w:rPr>
+          <w:lang w:val="en_US" w:bidi="en_US"/>
+        </w:rPr>
+        <w:t>2 Corinthians 2:1</w:t>
+      </w:r>
       <w:r>
         <w:rPr>
           <w:lang w:val="en_US" w:bidi="en_US"/>
@@ -1115,36 +941,24 @@
         </w:rPr>
         <w:t>Paul returned to Ephesus in deep distress. Then he wrote a that gave strong correction (sometimes called the “severe letter”). He sent it to Corinth with Titus (</w:t>
       </w:r>
-      <w:hyperlink r:id="rId42">
-        <w:r>
-          <w:rPr>
-            <w:lang w:val="en_US" w:bidi="en_US"/>
-          </w:rPr>
-          <w:rPr>
-            <w:color w:val="0000EE"/>
-            <w:u w:val="single"/>
-          </w:rPr>
-          <w:t>2:3–13</w:t>
-        </w:r>
-      </w:hyperlink>
+      <w:r>
+        <w:rPr>
+          <w:lang w:val="en_US" w:bidi="en_US"/>
+        </w:rPr>
+        <w:t>2:3–13</w:t>
+      </w:r>
       <w:r>
         <w:rPr>
           <w:lang w:val="en_US" w:bidi="en_US"/>
         </w:rPr>
         <w:t>). That letter has been lost but it helped bring the Corinthians to repentance (</w:t>
       </w:r>
-      <w:hyperlink r:id="rId43">
-        <w:r>
-          <w:rPr>
-            <w:lang w:val="en_US" w:bidi="en_US"/>
-          </w:rPr>
-          <w:rPr>
-            <w:color w:val="0000EE"/>
-            <w:u w:val="single"/>
-          </w:rPr>
-          <w:t>7:8–10</w:t>
-        </w:r>
-      </w:hyperlink>
+      <w:r>
+        <w:rPr>
+          <w:lang w:val="en_US" w:bidi="en_US"/>
+        </w:rPr>
+        <w:t>7:8–10</w:t>
+      </w:r>
       <w:r>
         <w:rPr>
           <w:lang w:val="en_US" w:bidi="en_US"/>
@@ -1165,108 +979,72 @@
         </w:rPr>
         <w:t>Meanwhile, Paul left Ephesus after severe trials (</w:t>
       </w:r>
-      <w:hyperlink r:id="rId44">
-        <w:r>
-          <w:rPr>
-            <w:lang w:val="en_US" w:bidi="en_US"/>
-          </w:rPr>
-          <w:rPr>
-            <w:color w:val="0000EE"/>
-            <w:u w:val="single"/>
-          </w:rPr>
-          <w:t>Acts 19:23–41</w:t>
-        </w:r>
-      </w:hyperlink>
+      <w:r>
+        <w:rPr>
+          <w:lang w:val="en_US" w:bidi="en_US"/>
+        </w:rPr>
+        <w:t>Acts 19:23–41</w:t>
+      </w:r>
       <w:r>
         <w:rPr>
           <w:lang w:val="en_US" w:bidi="en_US"/>
         </w:rPr>
         <w:t xml:space="preserve">; see also </w:t>
       </w:r>
-      <w:hyperlink r:id="rId45">
-        <w:r>
-          <w:rPr>
-            <w:lang w:val="en_US" w:bidi="en_US"/>
-          </w:rPr>
-          <w:rPr>
-            <w:color w:val="0000EE"/>
-            <w:u w:val="single"/>
-          </w:rPr>
-          <w:t>1:8–11</w:t>
-        </w:r>
-      </w:hyperlink>
+      <w:r>
+        <w:rPr>
+          <w:lang w:val="en_US" w:bidi="en_US"/>
+        </w:rPr>
+        <w:t>1:8–11</w:t>
+      </w:r>
       <w:r>
         <w:rPr>
           <w:lang w:val="en_US" w:bidi="en_US"/>
         </w:rPr>
         <w:t xml:space="preserve">; </w:t>
       </w:r>
-      <w:hyperlink r:id="rId46">
-        <w:r>
-          <w:rPr>
-            <w:lang w:val="en_US" w:bidi="en_US"/>
-          </w:rPr>
-          <w:rPr>
-            <w:color w:val="0000EE"/>
-            <w:u w:val="single"/>
-          </w:rPr>
-          <w:t>4:8–15</w:t>
-        </w:r>
-      </w:hyperlink>
+      <w:r>
+        <w:rPr>
+          <w:lang w:val="en_US" w:bidi="en_US"/>
+        </w:rPr>
+        <w:t>4:8–15</w:t>
+      </w:r>
       <w:r>
         <w:rPr>
           <w:lang w:val="en_US" w:bidi="en_US"/>
         </w:rPr>
         <w:t xml:space="preserve">; </w:t>
       </w:r>
-      <w:hyperlink r:id="rId47">
-        <w:r>
-          <w:rPr>
-            <w:lang w:val="en_US" w:bidi="en_US"/>
-          </w:rPr>
-          <w:rPr>
-            <w:color w:val="0000EE"/>
-            <w:u w:val="single"/>
-          </w:rPr>
-          <w:t>6:4–10</w:t>
-        </w:r>
-      </w:hyperlink>
+      <w:r>
+        <w:rPr>
+          <w:lang w:val="en_US" w:bidi="en_US"/>
+        </w:rPr>
+        <w:t>6:4–10</w:t>
+      </w:r>
       <w:r>
         <w:rPr>
           <w:lang w:val="en_US" w:bidi="en_US"/>
         </w:rPr>
         <w:t>). He then traveled to Macedonia (</w:t>
       </w:r>
-      <w:hyperlink r:id="rId48">
-        <w:r>
-          <w:rPr>
-            <w:lang w:val="en_US" w:bidi="en_US"/>
-          </w:rPr>
-          <w:rPr>
-            <w:color w:val="0000EE"/>
-            <w:u w:val="single"/>
-          </w:rPr>
-          <w:t>Acts 20:1</w:t>
-        </w:r>
-      </w:hyperlink>
+      <w:r>
+        <w:rPr>
+          <w:lang w:val="en_US" w:bidi="en_US"/>
+        </w:rPr>
+        <w:t>Acts 20:1</w:t>
+      </w:r>
       <w:r>
         <w:rPr>
           <w:lang w:val="en_US" w:bidi="en_US"/>
         </w:rPr>
         <w:t>). In Macedonia, Paul met Titus, who had come from Corinth. Titus gave Paul a very encouraging report about the situation in the Corinthian church (</w:t>
       </w:r>
-      <w:hyperlink r:id="rId49">
-        <w:r>
-          <w:rPr>
-            <w:lang w:val="en_US" w:bidi="en_US"/>
-          </w:rPr>
-          <w:rPr>
-            <w:color w:val="0000EE"/>
-            <w:u w:val="single"/>
-          </w:rPr>
-          <w:t>2 Corinthians 7:5–7</w:t>
-        </w:r>
-      </w:hyperlink>
+      <w:r>
+        <w:rPr>
+          <w:lang w:val="en_US" w:bidi="en_US"/>
+        </w:rPr>
+        <w:t>2 Corinthians 7:5–7</w:t>
+      </w:r>
       <w:r>
         <w:rPr>
           <w:lang w:val="en_US" w:bidi="en_US"/>
@@ -1287,54 +1065,36 @@
         </w:rPr>
         <w:t>In response to this report, Paul wrote 2 Corinthians around AD 56. He sent the letter back to Corinth with Titus (</w:t>
       </w:r>
-      <w:hyperlink r:id="rId50">
-        <w:r>
-          <w:rPr>
-            <w:lang w:val="en_US" w:bidi="en_US"/>
-          </w:rPr>
-          <w:rPr>
-            <w:color w:val="0000EE"/>
-            <w:u w:val="single"/>
-          </w:rPr>
-          <w:t>8:6</w:t>
-        </w:r>
-      </w:hyperlink>
+      <w:r>
+        <w:rPr>
+          <w:lang w:val="en_US" w:bidi="en_US"/>
+        </w:rPr>
+        <w:t>8:6</w:t>
+      </w:r>
       <w:r>
         <w:rPr>
           <w:lang w:val="en_US" w:bidi="en_US"/>
         </w:rPr>
         <w:t xml:space="preserve">, </w:t>
       </w:r>
-      <w:hyperlink r:id="rId51">
-        <w:r>
-          <w:rPr>
-            <w:lang w:val="en_US" w:bidi="en_US"/>
-          </w:rPr>
-          <w:rPr>
-            <w:color w:val="0000EE"/>
-            <w:u w:val="single"/>
-          </w:rPr>
-          <w:t>16–19</w:t>
-        </w:r>
-      </w:hyperlink>
+      <w:r>
+        <w:rPr>
+          <w:lang w:val="en_US" w:bidi="en_US"/>
+        </w:rPr>
+        <w:t>16–19</w:t>
+      </w:r>
       <w:r>
         <w:rPr>
           <w:lang w:val="en_US" w:bidi="en_US"/>
         </w:rPr>
         <w:t xml:space="preserve">). Paul later traveled to Corinth himself. He stayed there for three months (see </w:t>
       </w:r>
-      <w:hyperlink r:id="rId52">
-        <w:r>
-          <w:rPr>
-            <w:lang w:val="en_US" w:bidi="en_US"/>
-          </w:rPr>
-          <w:rPr>
-            <w:color w:val="0000EE"/>
-            <w:u w:val="single"/>
-          </w:rPr>
-          <w:t>Acts 20:1–3</w:t>
-        </w:r>
-      </w:hyperlink>
+      <w:r>
+        <w:rPr>
+          <w:lang w:val="en_US" w:bidi="en_US"/>
+        </w:rPr>
+        <w:t>Acts 20:1–3</w:t>
+      </w:r>
       <w:r>
         <w:rPr>
           <w:lang w:val="en_US" w:bidi="en_US"/>
@@ -1371,18 +1131,12 @@
       <w:pPr>
         <w:pStyle w:val="Heading3"/>
       </w:pPr>
-      <w:hyperlink r:id="rId38">
-        <w:r>
-          <w:rPr>
-            <w:lang w:val="en_US" w:bidi="en_US"/>
-          </w:rPr>
-          <w:rPr>
-            <w:color w:val="0000EE"/>
-            <w:u w:val="single"/>
-          </w:rPr>
-          <w:t>Second Corinthians 6:14–7:1</w:t>
-        </w:r>
-      </w:hyperlink>
+      <w:r>
+        <w:rPr>
+          <w:lang w:val="en_US" w:bidi="en_US"/>
+        </w:rPr>
+        <w:t>Second Corinthians 6:14–7:1</w:t>
+      </w:r>
     </w:p>
     <w:p>
       <w:pPr/>
@@ -1397,18 +1151,12 @@
         </w:rPr>
         <w:t xml:space="preserve">In </w:t>
       </w:r>
-      <w:hyperlink r:id="rId53">
-        <w:r>
-          <w:rPr>
-            <w:lang w:val="en_US" w:bidi="en_US"/>
-          </w:rPr>
-          <w:rPr>
-            <w:color w:val="0000EE"/>
-            <w:u w:val="single"/>
-          </w:rPr>
-          <w:t>1 Corinthians 5:9</w:t>
-        </w:r>
-      </w:hyperlink>
+      <w:r>
+        <w:rPr>
+          <w:lang w:val="en_US" w:bidi="en_US"/>
+        </w:rPr>
+        <w:t>1 Corinthians 5:9</w:t>
+      </w:r>
       <w:r>
         <w:rPr>
           <w:lang w:val="en_US" w:bidi="en_US"/>
@@ -1429,90 +1177,60 @@
         </w:rPr>
         <w:t xml:space="preserve">Some scholars think part of that earlier letter may be found in </w:t>
       </w:r>
-      <w:hyperlink r:id="rId38">
-        <w:r>
-          <w:rPr>
-            <w:lang w:val="en_US" w:bidi="en_US"/>
-          </w:rPr>
-          <w:rPr>
-            <w:color w:val="0000EE"/>
-            <w:u w:val="single"/>
-          </w:rPr>
-          <w:t>2 Corinthians 6:14–7:1</w:t>
-        </w:r>
-      </w:hyperlink>
+      <w:r>
+        <w:rPr>
+          <w:lang w:val="en_US" w:bidi="en_US"/>
+        </w:rPr>
+        <w:t>2 Corinthians 6:14–7:1</w:t>
+      </w:r>
       <w:r>
         <w:rPr>
           <w:lang w:val="en_US" w:bidi="en_US"/>
         </w:rPr>
         <w:t xml:space="preserve">. This passage speaks about the same subject. This view may explain why </w:t>
       </w:r>
-      <w:hyperlink r:id="rId38">
-        <w:r>
-          <w:rPr>
-            <w:lang w:val="en_US" w:bidi="en_US"/>
-          </w:rPr>
-          <w:rPr>
-            <w:color w:val="0000EE"/>
-            <w:u w:val="single"/>
-          </w:rPr>
-          <w:t>6:14–7:1</w:t>
-        </w:r>
-      </w:hyperlink>
+      <w:r>
+        <w:rPr>
+          <w:lang w:val="en_US" w:bidi="en_US"/>
+        </w:rPr>
+        <w:t>6:14–7:1</w:t>
+      </w:r>
       <w:r>
         <w:rPr>
           <w:lang w:val="en_US" w:bidi="en_US"/>
         </w:rPr>
         <w:t xml:space="preserve"> seems to interrupt the discussion. Without this section, the thought would move smoothly from </w:t>
       </w:r>
-      <w:hyperlink r:id="rId23">
-        <w:r>
-          <w:rPr>
-            <w:lang w:val="en_US" w:bidi="en_US"/>
-          </w:rPr>
-          <w:rPr>
-            <w:color w:val="0000EE"/>
-            <w:u w:val="single"/>
-          </w:rPr>
-          <w:t>6:13</w:t>
-        </w:r>
-      </w:hyperlink>
+      <w:r>
+        <w:rPr>
+          <w:lang w:val="en_US" w:bidi="en_US"/>
+        </w:rPr>
+        <w:t>6:13</w:t>
+      </w:r>
       <w:r>
         <w:rPr>
           <w:lang w:val="en_US" w:bidi="en_US"/>
         </w:rPr>
         <w:t xml:space="preserve"> to </w:t>
       </w:r>
-      <w:hyperlink r:id="rId54">
-        <w:r>
-          <w:rPr>
-            <w:lang w:val="en_US" w:bidi="en_US"/>
-          </w:rPr>
-          <w:rPr>
-            <w:color w:val="0000EE"/>
-            <w:u w:val="single"/>
-          </w:rPr>
-          <w:t>7:2</w:t>
-        </w:r>
-      </w:hyperlink>
+      <w:r>
+        <w:rPr>
+          <w:lang w:val="en_US" w:bidi="en_US"/>
+        </w:rPr>
+        <w:t>7:2</w:t>
+      </w:r>
       <w:r>
         <w:rPr>
           <w:lang w:val="en_US" w:bidi="en_US"/>
         </w:rPr>
         <w:t xml:space="preserve">. However, Paul often moved away from his main point for a short time when he wrote his letters. So </w:t>
       </w:r>
-      <w:hyperlink r:id="rId38">
-        <w:r>
-          <w:rPr>
-            <w:lang w:val="en_US" w:bidi="en_US"/>
-          </w:rPr>
-          <w:rPr>
-            <w:color w:val="0000EE"/>
-            <w:u w:val="single"/>
-          </w:rPr>
-          <w:t>6:14–7:1</w:t>
-        </w:r>
-      </w:hyperlink>
+      <w:r>
+        <w:rPr>
+          <w:lang w:val="en_US" w:bidi="en_US"/>
+        </w:rPr>
+        <w:t>6:14–7:1</w:t>
+      </w:r>
       <w:r>
         <w:rPr>
           <w:lang w:val="en_US" w:bidi="en_US"/>
@@ -1524,18 +1242,12 @@
       <w:pPr>
         <w:pStyle w:val="Heading3"/>
       </w:pPr>
-      <w:hyperlink r:id="rId37">
-        <w:r>
-          <w:rPr>
-            <w:lang w:val="en_US" w:bidi="en_US"/>
-          </w:rPr>
-          <w:rPr>
-            <w:color w:val="0000EE"/>
-            <w:u w:val="single"/>
-          </w:rPr>
-          <w:t>Second Corinthians 10:1–13:14</w:t>
-        </w:r>
-      </w:hyperlink>
+      <w:r>
+        <w:rPr>
+          <w:lang w:val="en_US" w:bidi="en_US"/>
+        </w:rPr>
+        <w:t>Second Corinthians 10:1–13:14</w:t>
+      </w:r>
     </w:p>
     <w:p>
       <w:pPr/>
@@ -1550,108 +1262,72 @@
         </w:rPr>
         <w:t xml:space="preserve">The last four chapters of 2 Corinthians are difficult to explain. Their tone is angry and sharp. Some scholars think these chapters may be part of Paul’s “severe letter” (see </w:t>
       </w:r>
-      <w:hyperlink r:id="rId55">
-        <w:r>
-          <w:rPr>
-            <w:lang w:val="en_US" w:bidi="en_US"/>
-          </w:rPr>
-          <w:rPr>
-            <w:color w:val="0000EE"/>
-            <w:u w:val="single"/>
-          </w:rPr>
-          <w:t>7:8</w:t>
-        </w:r>
-      </w:hyperlink>
+      <w:r>
+        <w:rPr>
+          <w:lang w:val="en_US" w:bidi="en_US"/>
+        </w:rPr>
+        <w:t>7:8</w:t>
+      </w:r>
       <w:r>
         <w:rPr>
           <w:lang w:val="en_US" w:bidi="en_US"/>
         </w:rPr>
         <w:t>). But this is not likely. The Corinthians responded to Paul’s severe letter with repentance (</w:t>
       </w:r>
-      <w:hyperlink r:id="rId56">
-        <w:r>
-          <w:rPr>
-            <w:lang w:val="en_US" w:bidi="en_US"/>
-          </w:rPr>
-          <w:rPr>
-            <w:color w:val="0000EE"/>
-            <w:u w:val="single"/>
-          </w:rPr>
-          <w:t>7:9</w:t>
-        </w:r>
-      </w:hyperlink>
+      <w:r>
+        <w:rPr>
+          <w:lang w:val="en_US" w:bidi="en_US"/>
+        </w:rPr>
+        <w:t>7:9</w:t>
+      </w:r>
       <w:r>
         <w:rPr>
           <w:lang w:val="en_US" w:bidi="en_US"/>
         </w:rPr>
         <w:t xml:space="preserve">). It makes more sense to see </w:t>
       </w:r>
-      <w:hyperlink r:id="rId37">
-        <w:r>
-          <w:rPr>
-            <w:lang w:val="en_US" w:bidi="en_US"/>
-          </w:rPr>
-          <w:rPr>
-            <w:color w:val="0000EE"/>
-            <w:u w:val="single"/>
-          </w:rPr>
-          <w:t>chapters 10–13</w:t>
-        </w:r>
-      </w:hyperlink>
+      <w:r>
+        <w:rPr>
+          <w:lang w:val="en_US" w:bidi="en_US"/>
+        </w:rPr>
+        <w:t>chapters 10–13</w:t>
+      </w:r>
       <w:r>
         <w:rPr>
           <w:lang w:val="en_US" w:bidi="en_US"/>
         </w:rPr>
         <w:t xml:space="preserve"> as written later than </w:t>
       </w:r>
-      <w:hyperlink r:id="rId57">
-        <w:r>
-          <w:rPr>
-            <w:lang w:val="en_US" w:bidi="en_US"/>
-          </w:rPr>
-          <w:rPr>
-            <w:color w:val="0000EE"/>
-            <w:u w:val="single"/>
-          </w:rPr>
-          <w:t>chapters 1–9</w:t>
-        </w:r>
-      </w:hyperlink>
+      <w:r>
+        <w:rPr>
+          <w:lang w:val="en_US" w:bidi="en_US"/>
+        </w:rPr>
+        <w:t>chapters 1–9</w:t>
+      </w:r>
       <w:r>
         <w:rPr>
           <w:lang w:val="en_US" w:bidi="en_US"/>
         </w:rPr>
         <w:t xml:space="preserve">. Paul may have written them in response to a new problem. False teachers had come to Corinth (compare </w:t>
       </w:r>
-      <w:hyperlink r:id="rId58">
-        <w:r>
-          <w:rPr>
-            <w:lang w:val="en_US" w:bidi="en_US"/>
-          </w:rPr>
-          <w:rPr>
-            <w:color w:val="0000EE"/>
-            <w:u w:val="single"/>
-          </w:rPr>
-          <w:t>11:4</w:t>
-        </w:r>
-      </w:hyperlink>
+      <w:r>
+        <w:rPr>
+          <w:lang w:val="en_US" w:bidi="en_US"/>
+        </w:rPr>
+        <w:t>11:4</w:t>
+      </w:r>
       <w:r>
         <w:rPr>
           <w:lang w:val="en_US" w:bidi="en_US"/>
         </w:rPr>
         <w:t xml:space="preserve">, </w:t>
       </w:r>
-      <w:hyperlink r:id="rId59">
-        <w:r>
-          <w:rPr>
-            <w:lang w:val="en_US" w:bidi="en_US"/>
-          </w:rPr>
-          <w:rPr>
-            <w:color w:val="0000EE"/>
-            <w:u w:val="single"/>
-          </w:rPr>
-          <w:t>12–15</w:t>
-        </w:r>
-      </w:hyperlink>
+      <w:r>
+        <w:rPr>
+          <w:lang w:val="en_US" w:bidi="en_US"/>
+        </w:rPr>
+        <w:t>12–15</w:t>
+      </w:r>
       <w:r>
         <w:rPr>
           <w:lang w:val="en_US" w:bidi="en_US"/>
@@ -1672,72 +1348,48 @@
         </w:rPr>
         <w:t xml:space="preserve">The Corinthians warmly welcomed these teachers. The teachers soon reopened old hurts. These “super-apostles” suggested that Paul was not a true apostle nor even a Christian at all (see </w:t>
       </w:r>
-      <w:hyperlink r:id="rId60">
-        <w:r>
-          <w:rPr>
-            <w:lang w:val="en_US" w:bidi="en_US"/>
-          </w:rPr>
-          <w:rPr>
-            <w:color w:val="0000EE"/>
-            <w:u w:val="single"/>
-          </w:rPr>
-          <w:t>10:7</w:t>
-        </w:r>
-      </w:hyperlink>
+      <w:r>
+        <w:rPr>
+          <w:lang w:val="en_US" w:bidi="en_US"/>
+        </w:rPr>
+        <w:t>10:7</w:t>
+      </w:r>
       <w:r>
         <w:rPr>
           <w:lang w:val="en_US" w:bidi="en_US"/>
         </w:rPr>
         <w:t xml:space="preserve">, </w:t>
       </w:r>
-      <w:hyperlink r:id="rId61">
-        <w:r>
-          <w:rPr>
-            <w:lang w:val="en_US" w:bidi="en_US"/>
-          </w:rPr>
-          <w:rPr>
-            <w:color w:val="0000EE"/>
-            <w:u w:val="single"/>
-          </w:rPr>
-          <w:t>10</w:t>
-        </w:r>
-      </w:hyperlink>
+      <w:r>
+        <w:rPr>
+          <w:lang w:val="en_US" w:bidi="en_US"/>
+        </w:rPr>
+        <w:t>10</w:t>
+      </w:r>
       <w:r>
         <w:rPr>
           <w:lang w:val="en_US" w:bidi="en_US"/>
         </w:rPr>
         <w:t xml:space="preserve">; </w:t>
       </w:r>
-      <w:hyperlink r:id="rId62">
-        <w:r>
-          <w:rPr>
-            <w:lang w:val="en_US" w:bidi="en_US"/>
-          </w:rPr>
-          <w:rPr>
-            <w:color w:val="0000EE"/>
-            <w:u w:val="single"/>
-          </w:rPr>
-          <w:t>11:5</w:t>
-        </w:r>
-      </w:hyperlink>
+      <w:r>
+        <w:rPr>
+          <w:lang w:val="en_US" w:bidi="en_US"/>
+        </w:rPr>
+        <w:t>11:5</w:t>
+      </w:r>
       <w:r>
         <w:rPr>
           <w:lang w:val="en_US" w:bidi="en_US"/>
         </w:rPr>
         <w:t xml:space="preserve">; </w:t>
       </w:r>
-      <w:hyperlink r:id="rId63">
-        <w:r>
-          <w:rPr>
-            <w:lang w:val="en_US" w:bidi="en_US"/>
-          </w:rPr>
-          <w:rPr>
-            <w:color w:val="0000EE"/>
-            <w:u w:val="single"/>
-          </w:rPr>
-          <w:t>12:11</w:t>
-        </w:r>
-      </w:hyperlink>
+      <w:r>
+        <w:rPr>
+          <w:lang w:val="en_US" w:bidi="en_US"/>
+        </w:rPr>
+        <w:t>12:11</w:t>
+      </w:r>
       <w:r>
         <w:rPr>
           <w:lang w:val="en_US" w:bidi="en_US"/>
@@ -1758,72 +1410,48 @@
         </w:rPr>
         <w:t xml:space="preserve">When Paul saw the danger, he wrote a strong letter. He used irony, sharp criticism, and self-defense. At the center of </w:t>
       </w:r>
-      <w:hyperlink r:id="rId37">
-        <w:r>
-          <w:rPr>
-            <w:lang w:val="en_US" w:bidi="en_US"/>
-          </w:rPr>
-          <w:rPr>
-            <w:color w:val="0000EE"/>
-            <w:u w:val="single"/>
-          </w:rPr>
-          <w:t>chapters 10–13</w:t>
-        </w:r>
-      </w:hyperlink>
+      <w:r>
+        <w:rPr>
+          <w:lang w:val="en_US" w:bidi="en_US"/>
+        </w:rPr>
+        <w:t>chapters 10–13</w:t>
+      </w:r>
       <w:r>
         <w:rPr>
           <w:lang w:val="en_US" w:bidi="en_US"/>
         </w:rPr>
         <w:t xml:space="preserve"> is Paul’s “Fool’s Speech” (</w:t>
       </w:r>
-      <w:hyperlink r:id="rId64">
-        <w:r>
-          <w:rPr>
-            <w:lang w:val="en_US" w:bidi="en_US"/>
-          </w:rPr>
-          <w:rPr>
-            <w:color w:val="0000EE"/>
-            <w:u w:val="single"/>
-          </w:rPr>
-          <w:t>11:16–12:10</w:t>
-        </w:r>
-      </w:hyperlink>
+      <w:r>
+        <w:rPr>
+          <w:lang w:val="en_US" w:bidi="en_US"/>
+        </w:rPr>
+        <w:t>11:16–12:10</w:t>
+      </w:r>
       <w:r>
         <w:rPr>
           <w:lang w:val="en_US" w:bidi="en_US"/>
         </w:rPr>
         <w:t>). In this speech, Paul speaks as if he were boasting because he feels forced to do so (</w:t>
       </w:r>
-      <w:hyperlink r:id="rId65">
-        <w:r>
-          <w:rPr>
-            <w:lang w:val="en_US" w:bidi="en_US"/>
-          </w:rPr>
-          <w:rPr>
-            <w:color w:val="0000EE"/>
-            <w:u w:val="single"/>
-          </w:rPr>
-          <w:t>11:1</w:t>
-        </w:r>
-      </w:hyperlink>
+      <w:r>
+        <w:rPr>
+          <w:lang w:val="en_US" w:bidi="en_US"/>
+        </w:rPr>
+        <w:t>11:1</w:t>
+      </w:r>
       <w:r>
         <w:rPr>
           <w:lang w:val="en_US" w:bidi="en_US"/>
         </w:rPr>
         <w:t xml:space="preserve">, </w:t>
       </w:r>
-      <w:hyperlink r:id="rId66">
-        <w:r>
-          <w:rPr>
-            <w:lang w:val="en_US" w:bidi="en_US"/>
-          </w:rPr>
-          <w:rPr>
-            <w:color w:val="0000EE"/>
-            <w:u w:val="single"/>
-          </w:rPr>
-          <w:t>16–17</w:t>
-        </w:r>
-      </w:hyperlink>
+      <w:r>
+        <w:rPr>
+          <w:lang w:val="en_US" w:bidi="en_US"/>
+        </w:rPr>
+        <w:t>16–17</w:t>
+      </w:r>
       <w:r>
         <w:rPr>
           <w:lang w:val="en_US" w:bidi="en_US"/>
@@ -1844,18 +1472,12 @@
         </w:rPr>
         <w:t xml:space="preserve">We do not know whether the words in </w:t>
       </w:r>
-      <w:hyperlink r:id="rId37">
-        <w:r>
-          <w:rPr>
-            <w:lang w:val="en_US" w:bidi="en_US"/>
-          </w:rPr>
-          <w:rPr>
-            <w:color w:val="0000EE"/>
-            <w:u w:val="single"/>
-          </w:rPr>
-          <w:t>chapters 10–13</w:t>
-        </w:r>
-      </w:hyperlink>
+      <w:r>
+        <w:rPr>
+          <w:lang w:val="en_US" w:bidi="en_US"/>
+        </w:rPr>
+        <w:t>chapters 10–13</w:t>
+      </w:r>
       <w:r>
         <w:rPr>
           <w:lang w:val="en_US" w:bidi="en_US"/>
@@ -1876,18 +1498,12 @@
         </w:rPr>
         <w:t>After this letter, Paul visited Greece. Corinth was probably part of this trip (</w:t>
       </w:r>
-      <w:hyperlink r:id="rId67">
-        <w:r>
-          <w:rPr>
-            <w:lang w:val="en_US" w:bidi="en_US"/>
-          </w:rPr>
-          <w:rPr>
-            <w:color w:val="0000EE"/>
-            <w:u w:val="single"/>
-          </w:rPr>
-          <w:t>Acts 20:2</w:t>
-        </w:r>
-      </w:hyperlink>
+      <w:r>
+        <w:rPr>
+          <w:lang w:val="en_US" w:bidi="en_US"/>
+        </w:rPr>
+        <w:t>Acts 20:2</w:t>
+      </w:r>
       <w:r>
         <w:rPr>
           <w:lang w:val="en_US" w:bidi="en_US"/>
@@ -1971,54 +1587,36 @@
         </w:rPr>
         <w:t>The first half of the letter explains the responsibilities and privileges of an apostle (</w:t>
       </w:r>
-      <w:hyperlink r:id="rId68">
-        <w:r>
-          <w:rPr>
-            <w:lang w:val="en_US" w:bidi="en_US"/>
-          </w:rPr>
-          <w:rPr>
-            <w:color w:val="0000EE"/>
-            <w:u w:val="single"/>
-          </w:rPr>
-          <w:t>2 Corinthians 1:1–7:16</w:t>
-        </w:r>
-      </w:hyperlink>
+      <w:r>
+        <w:rPr>
+          <w:lang w:val="en_US" w:bidi="en_US"/>
+        </w:rPr>
+        <w:t>2 Corinthians 1:1–7:16</w:t>
+      </w:r>
       <w:r>
         <w:rPr>
           <w:lang w:val="en_US" w:bidi="en_US"/>
         </w:rPr>
         <w:t>). The message of the gospel is new (</w:t>
       </w:r>
-      <w:hyperlink r:id="rId30">
-        <w:r>
-          <w:rPr>
-            <w:lang w:val="en_US" w:bidi="en_US"/>
-          </w:rPr>
-          <w:rPr>
-            <w:color w:val="0000EE"/>
-            <w:u w:val="single"/>
-          </w:rPr>
-          <w:t>3:1–18</w:t>
-        </w:r>
-      </w:hyperlink>
+      <w:r>
+        <w:rPr>
+          <w:lang w:val="en_US" w:bidi="en_US"/>
+        </w:rPr>
+        <w:t>3:1–18</w:t>
+      </w:r>
       <w:r>
         <w:rPr>
           <w:lang w:val="en_US" w:bidi="en_US"/>
         </w:rPr>
         <w:t>). Those who proclaim it must show its truth by the way they live. The gospel also brings reconciliation, bringing broken relationships back together (</w:t>
       </w:r>
-      <w:hyperlink r:id="rId32">
-        <w:r>
-          <w:rPr>
-            <w:lang w:val="en_US" w:bidi="en_US"/>
-          </w:rPr>
-          <w:rPr>
-            <w:color w:val="0000EE"/>
-            <w:u w:val="single"/>
-          </w:rPr>
-          <w:t>5:1–21</w:t>
-        </w:r>
-      </w:hyperlink>
+      <w:r>
+        <w:rPr>
+          <w:lang w:val="en_US" w:bidi="en_US"/>
+        </w:rPr>
+        <w:t>5:1–21</w:t>
+      </w:r>
       <w:r>
         <w:rPr>
           <w:lang w:val="en_US" w:bidi="en_US"/>
@@ -2045,54 +1643,36 @@
           <w:lang w:val="en_US" w:bidi="en_US"/>
         </w:rPr>
       </w:r>
-      <w:hyperlink r:id="rId32">
-        <w:r>
-          <w:rPr>
-            <w:lang w:val="en_US" w:bidi="en_US"/>
-          </w:rPr>
-          <w:rPr>
-            <w:color w:val="0000EE"/>
-            <w:u w:val="single"/>
-          </w:rPr>
-          <w:t>Chapter 5</w:t>
-        </w:r>
-      </w:hyperlink>
+      <w:r>
+        <w:rPr>
+          <w:lang w:val="en_US" w:bidi="en_US"/>
+        </w:rPr>
+        <w:t>Chapter 5</w:t>
+      </w:r>
       <w:r>
         <w:rPr>
           <w:lang w:val="en_US" w:bidi="en_US"/>
         </w:rPr>
         <w:t xml:space="preserve"> contains one of the most complete accounts of Paul's main message (</w:t>
       </w:r>
-      <w:hyperlink r:id="rId69">
-        <w:r>
-          <w:rPr>
-            <w:lang w:val="en_US" w:bidi="en_US"/>
-          </w:rPr>
-          <w:rPr>
-            <w:color w:val="0000EE"/>
-            <w:u w:val="single"/>
-          </w:rPr>
-          <w:t>5:18–21</w:t>
-        </w:r>
-      </w:hyperlink>
+      <w:r>
+        <w:rPr>
+          <w:lang w:val="en_US" w:bidi="en_US"/>
+        </w:rPr>
+        <w:t>5:18–21</w:t>
+      </w:r>
       <w:r>
         <w:rPr>
           <w:lang w:val="en_US" w:bidi="en_US"/>
         </w:rPr>
         <w:t>). Paul had already told the Corinthians that he preached Christ crucified (</w:t>
       </w:r>
-      <w:hyperlink r:id="rId70">
-        <w:r>
-          <w:rPr>
-            <w:lang w:val="en_US" w:bidi="en_US"/>
-          </w:rPr>
-          <w:rPr>
-            <w:color w:val="0000EE"/>
-            <w:u w:val="single"/>
-          </w:rPr>
-          <w:t>1 Corinthians 1:18–2:2</w:t>
-        </w:r>
-      </w:hyperlink>
+      <w:r>
+        <w:rPr>
+          <w:lang w:val="en_US" w:bidi="en_US"/>
+        </w:rPr>
+        <w:t>1 Corinthians 1:18–2:2</w:t>
+      </w:r>
       <w:r>
         <w:rPr>
           <w:lang w:val="en_US" w:bidi="en_US"/>
@@ -2127,18 +1707,12 @@
         </w:rPr>
         <w:t>Through Christ, God brings us back into a relationship of peace and acceptance with him. Paul urges people to be reconciled to God, which means to be brought back into a right relationship with him (</w:t>
       </w:r>
-      <w:hyperlink r:id="rId71">
-        <w:r>
-          <w:rPr>
-            <w:lang w:val="en_US" w:bidi="en_US"/>
-          </w:rPr>
-          <w:rPr>
-            <w:color w:val="0000EE"/>
-            <w:u w:val="single"/>
-          </w:rPr>
-          <w:t>2 Corinthians 5:20</w:t>
-        </w:r>
-      </w:hyperlink>
+      <w:r>
+        <w:rPr>
+          <w:lang w:val="en_US" w:bidi="en_US"/>
+        </w:rPr>
+        <w:t>2 Corinthians 5:20</w:t>
+      </w:r>
       <w:r>
         <w:rPr>
           <w:lang w:val="en_US" w:bidi="en_US"/>
@@ -2184,36 +1758,24 @@
         </w:rPr>
         <w:t>his letter often calls Christians to live a holy life, a life set apart for God. Paul uses two main images. He describes the church as a temple and as a bride (</w:t>
       </w:r>
-      <w:hyperlink r:id="rId38">
-        <w:r>
-          <w:rPr>
-            <w:lang w:val="en_US" w:bidi="en_US"/>
-          </w:rPr>
-          <w:rPr>
-            <w:color w:val="0000EE"/>
-            <w:u w:val="single"/>
-          </w:rPr>
-          <w:t>6:14–7:1</w:t>
-        </w:r>
-      </w:hyperlink>
+      <w:r>
+        <w:rPr>
+          <w:lang w:val="en_US" w:bidi="en_US"/>
+        </w:rPr>
+        <w:t>6:14–7:1</w:t>
+      </w:r>
       <w:r>
         <w:rPr>
           <w:lang w:val="en_US" w:bidi="en_US"/>
         </w:rPr>
         <w:t xml:space="preserve">; </w:t>
       </w:r>
-      <w:hyperlink r:id="rId72">
-        <w:r>
-          <w:rPr>
-            <w:lang w:val="en_US" w:bidi="en_US"/>
-          </w:rPr>
-          <w:rPr>
-            <w:color w:val="0000EE"/>
-            <w:u w:val="single"/>
-          </w:rPr>
-          <w:t>11:2</w:t>
-        </w:r>
-      </w:hyperlink>
+      <w:r>
+        <w:rPr>
+          <w:lang w:val="en_US" w:bidi="en_US"/>
+        </w:rPr>
+        <w:t>11:2</w:t>
+      </w:r>
       <w:r>
         <w:rPr>
           <w:lang w:val="en_US" w:bidi="en_US"/>
@@ -2273,36 +1835,24 @@
         </w:rPr>
         <w:t>Paul spends two long chapters on this topic (</w:t>
       </w:r>
-      <w:hyperlink r:id="rId36">
-        <w:r>
-          <w:rPr>
-            <w:lang w:val="en_US" w:bidi="en_US"/>
-          </w:rPr>
-          <w:rPr>
-            <w:color w:val="0000EE"/>
-            <w:u w:val="single"/>
-          </w:rPr>
-          <w:t>8:1–9:15</w:t>
-        </w:r>
-      </w:hyperlink>
+      <w:r>
+        <w:rPr>
+          <w:lang w:val="en_US" w:bidi="en_US"/>
+        </w:rPr>
+        <w:t>8:1–9:15</w:t>
+      </w:r>
       <w:r>
         <w:rPr>
           <w:lang w:val="en_US" w:bidi="en_US"/>
         </w:rPr>
         <w:t>). The Christians in Corinth were in conflict with each other. They needed to think about the needs of others, especially the poor Jewish believers in Jerusalem. The Lord Jesus Christ, who became human, is our greatest example of sacrificial giving (</w:t>
       </w:r>
-      <w:hyperlink r:id="rId73">
-        <w:r>
-          <w:rPr>
-            <w:lang w:val="en_US" w:bidi="en_US"/>
-          </w:rPr>
-          <w:rPr>
-            <w:color w:val="0000EE"/>
-            <w:u w:val="single"/>
-          </w:rPr>
-          <w:t>8:9</w:t>
-        </w:r>
-      </w:hyperlink>
+      <w:r>
+        <w:rPr>
+          <w:lang w:val="en_US" w:bidi="en_US"/>
+        </w:rPr>
+        <w:t>8:9</w:t>
+      </w:r>
       <w:r>
         <w:rPr>
           <w:lang w:val="en_US" w:bidi="en_US"/>
